--- a/docs/legal/dist/completion-guide.docx
+++ b/docs/legal/dist/completion-guide.docx
@@ -266,7 +266,7 @@
       </w:tr>
       <w:tr>
         <w:trPr>
-          <w:tblHeader w:val="false"/>
+          <w:tblHeader w:val="off"/>
         </w:trPr>
         <w:tc>
           <w:tcPr>
@@ -571,7 +571,7 @@
       </w:tr>
       <w:tr>
         <w:trPr>
-          <w:tblHeader w:val="false"/>
+          <w:tblHeader w:val="off"/>
         </w:trPr>
         <w:tc>
           <w:tcPr>
@@ -688,7 +688,7 @@
       </w:tr>
       <w:tr>
         <w:trPr>
-          <w:tblHeader w:val="false"/>
+          <w:tblHeader w:val="off"/>
         </w:trPr>
         <w:tc>
           <w:tcPr>
@@ -805,7 +805,7 @@
       </w:tr>
       <w:tr>
         <w:trPr>
-          <w:tblHeader w:val="false"/>
+          <w:tblHeader w:val="off"/>
         </w:trPr>
         <w:tc>
           <w:tcPr>
@@ -942,7 +942,7 @@
       </w:tr>
       <w:tr>
         <w:trPr>
-          <w:tblHeader w:val="false"/>
+          <w:tblHeader w:val="off"/>
         </w:trPr>
         <w:tc>
           <w:tcPr>
@@ -1119,7 +1119,7 @@
       </w:tr>
       <w:tr>
         <w:trPr>
-          <w:tblHeader w:val="false"/>
+          <w:tblHeader w:val="off"/>
         </w:trPr>
         <w:tc>
           <w:tcPr>
@@ -1216,7 +1216,7 @@
       </w:tr>
       <w:tr>
         <w:trPr>
-          <w:tblHeader w:val="false"/>
+          <w:tblHeader w:val="off"/>
         </w:trPr>
         <w:tc>
           <w:tcPr>
@@ -1313,7 +1313,7 @@
       </w:tr>
       <w:tr>
         <w:trPr>
-          <w:tblHeader w:val="false"/>
+          <w:tblHeader w:val="off"/>
         </w:trPr>
         <w:tc>
           <w:tcPr>
@@ -1410,7 +1410,7 @@
       </w:tr>
       <w:tr>
         <w:trPr>
-          <w:tblHeader w:val="false"/>
+          <w:tblHeader w:val="off"/>
         </w:trPr>
         <w:tc>
           <w:tcPr>
@@ -1507,7 +1507,7 @@
       </w:tr>
       <w:tr>
         <w:trPr>
-          <w:tblHeader w:val="false"/>
+          <w:tblHeader w:val="off"/>
         </w:trPr>
         <w:tc>
           <w:tcPr>
@@ -1644,7 +1644,7 @@
       </w:tr>
       <w:tr>
         <w:trPr>
-          <w:tblHeader w:val="false"/>
+          <w:tblHeader w:val="off"/>
         </w:trPr>
         <w:tc>
           <w:tcPr>
@@ -1741,7 +1741,7 @@
       </w:tr>
       <w:tr>
         <w:trPr>
-          <w:tblHeader w:val="false"/>
+          <w:tblHeader w:val="off"/>
         </w:trPr>
         <w:tc>
           <w:tcPr>
@@ -1838,7 +1838,7 @@
       </w:tr>
       <w:tr>
         <w:trPr>
-          <w:tblHeader w:val="false"/>
+          <w:tblHeader w:val="off"/>
         </w:trPr>
         <w:tc>
           <w:tcPr>
@@ -2015,7 +2015,7 @@
       </w:tr>
       <w:tr>
         <w:trPr>
-          <w:tblHeader w:val="false"/>
+          <w:tblHeader w:val="off"/>
         </w:trPr>
         <w:tc>
           <w:tcPr>
@@ -2152,7 +2152,7 @@
       </w:tr>
       <w:tr>
         <w:trPr>
-          <w:tblHeader w:val="false"/>
+          <w:tblHeader w:val="off"/>
         </w:trPr>
         <w:tc>
           <w:tcPr>
@@ -2329,7 +2329,7 @@
       </w:tr>
       <w:tr>
         <w:trPr>
-          <w:tblHeader w:val="false"/>
+          <w:tblHeader w:val="off"/>
         </w:trPr>
         <w:tc>
           <w:tcPr>
@@ -2790,7 +2790,7 @@
       </w:tr>
       <w:tr>
         <w:trPr>
-          <w:tblHeader w:val="false"/>
+          <w:tblHeader w:val="off"/>
         </w:trPr>
         <w:tc>
           <w:tcPr>
@@ -2864,7 +2864,7 @@
       </w:tr>
       <w:tr>
         <w:trPr>
-          <w:tblHeader w:val="false"/>
+          <w:tblHeader w:val="off"/>
         </w:trPr>
         <w:tc>
           <w:tcPr>
@@ -2938,7 +2938,7 @@
       </w:tr>
       <w:tr>
         <w:trPr>
-          <w:tblHeader w:val="false"/>
+          <w:tblHeader w:val="off"/>
         </w:trPr>
         <w:tc>
           <w:tcPr>
@@ -3012,7 +3012,7 @@
       </w:tr>
       <w:tr>
         <w:trPr>
-          <w:tblHeader w:val="false"/>
+          <w:tblHeader w:val="off"/>
         </w:trPr>
         <w:tc>
           <w:tcPr>
@@ -3086,7 +3086,7 @@
       </w:tr>
       <w:tr>
         <w:trPr>
-          <w:tblHeader w:val="false"/>
+          <w:tblHeader w:val="off"/>
         </w:trPr>
         <w:tc>
           <w:tcPr>
@@ -3160,7 +3160,7 @@
       </w:tr>
       <w:tr>
         <w:trPr>
-          <w:tblHeader w:val="false"/>
+          <w:tblHeader w:val="off"/>
         </w:trPr>
         <w:tc>
           <w:tcPr>
@@ -3234,7 +3234,7 @@
       </w:tr>
       <w:tr>
         <w:trPr>
-          <w:tblHeader w:val="false"/>
+          <w:tblHeader w:val="off"/>
         </w:trPr>
         <w:tc>
           <w:tcPr>
@@ -3308,7 +3308,7 @@
       </w:tr>
       <w:tr>
         <w:trPr>
-          <w:tblHeader w:val="false"/>
+          <w:tblHeader w:val="off"/>
         </w:trPr>
         <w:tc>
           <w:tcPr>
@@ -3382,7 +3382,7 @@
       </w:tr>
       <w:tr>
         <w:trPr>
-          <w:tblHeader w:val="false"/>
+          <w:tblHeader w:val="off"/>
         </w:trPr>
         <w:tc>
           <w:tcPr>
@@ -3456,7 +3456,7 @@
       </w:tr>
       <w:tr>
         <w:trPr>
-          <w:tblHeader w:val="false"/>
+          <w:tblHeader w:val="off"/>
         </w:trPr>
         <w:tc>
           <w:tcPr>
@@ -3530,7 +3530,7 @@
       </w:tr>
       <w:tr>
         <w:trPr>
-          <w:tblHeader w:val="false"/>
+          <w:tblHeader w:val="off"/>
         </w:trPr>
         <w:tc>
           <w:tcPr>
@@ -3711,7 +3711,7 @@
       </w:tr>
       <w:tr>
         <w:trPr>
-          <w:tblHeader w:val="false"/>
+          <w:tblHeader w:val="off"/>
         </w:trPr>
         <w:tc>
           <w:tcPr>
@@ -3807,7 +3807,7 @@
       </w:tr>
       <w:tr>
         <w:trPr>
-          <w:tblHeader w:val="false"/>
+          <w:tblHeader w:val="off"/>
         </w:trPr>
         <w:tc>
           <w:tcPr>
@@ -3881,7 +3881,7 @@
       </w:tr>
       <w:tr>
         <w:trPr>
-          <w:tblHeader w:val="false"/>
+          <w:tblHeader w:val="off"/>
         </w:trPr>
         <w:tc>
           <w:tcPr>
@@ -3955,7 +3955,7 @@
       </w:tr>
       <w:tr>
         <w:trPr>
-          <w:tblHeader w:val="false"/>
+          <w:tblHeader w:val="off"/>
         </w:trPr>
         <w:tc>
           <w:tcPr>
@@ -4029,7 +4029,7 @@
       </w:tr>
       <w:tr>
         <w:trPr>
-          <w:tblHeader w:val="false"/>
+          <w:tblHeader w:val="off"/>
         </w:trPr>
         <w:tc>
           <w:tcPr>
@@ -4103,7 +4103,7 @@
       </w:tr>
       <w:tr>
         <w:trPr>
-          <w:tblHeader w:val="false"/>
+          <w:tblHeader w:val="off"/>
         </w:trPr>
         <w:tc>
           <w:tcPr>
@@ -4177,7 +4177,7 @@
       </w:tr>
       <w:tr>
         <w:trPr>
-          <w:tblHeader w:val="false"/>
+          <w:tblHeader w:val="off"/>
         </w:trPr>
         <w:tc>
           <w:tcPr>
@@ -4371,7 +4371,7 @@
       </w:tr>
       <w:tr>
         <w:trPr>
-          <w:tblHeader w:val="false"/>
+          <w:tblHeader w:val="off"/>
         </w:trPr>
         <w:tc>
           <w:tcPr>
@@ -4445,7 +4445,7 @@
       </w:tr>
       <w:tr>
         <w:trPr>
-          <w:tblHeader w:val="false"/>
+          <w:tblHeader w:val="off"/>
         </w:trPr>
         <w:tc>
           <w:tcPr>
@@ -4519,7 +4519,7 @@
       </w:tr>
       <w:tr>
         <w:trPr>
-          <w:tblHeader w:val="false"/>
+          <w:tblHeader w:val="off"/>
         </w:trPr>
         <w:tc>
           <w:tcPr>
@@ -4633,7 +4633,7 @@
       </w:tr>
       <w:tr>
         <w:trPr>
-          <w:tblHeader w:val="false"/>
+          <w:tblHeader w:val="off"/>
         </w:trPr>
         <w:tc>
           <w:tcPr>
@@ -4707,7 +4707,7 @@
       </w:tr>
       <w:tr>
         <w:trPr>
-          <w:tblHeader w:val="false"/>
+          <w:tblHeader w:val="off"/>
         </w:trPr>
         <w:tc>
           <w:tcPr>
@@ -4781,7 +4781,7 @@
       </w:tr>
       <w:tr>
         <w:trPr>
-          <w:tblHeader w:val="false"/>
+          <w:tblHeader w:val="off"/>
         </w:trPr>
         <w:tc>
           <w:tcPr>
@@ -4855,7 +4855,7 @@
       </w:tr>
       <w:tr>
         <w:trPr>
-          <w:tblHeader w:val="false"/>
+          <w:tblHeader w:val="off"/>
         </w:trPr>
         <w:tc>
           <w:tcPr>
@@ -4929,7 +4929,7 @@
       </w:tr>
       <w:tr>
         <w:trPr>
-          <w:tblHeader w:val="false"/>
+          <w:tblHeader w:val="off"/>
         </w:trPr>
         <w:tc>
           <w:tcPr>
@@ -5003,7 +5003,7 @@
       </w:tr>
       <w:tr>
         <w:trPr>
-          <w:tblHeader w:val="false"/>
+          <w:tblHeader w:val="off"/>
         </w:trPr>
         <w:tc>
           <w:tcPr>
@@ -5077,7 +5077,7 @@
       </w:tr>
       <w:tr>
         <w:trPr>
-          <w:tblHeader w:val="false"/>
+          <w:tblHeader w:val="off"/>
         </w:trPr>
         <w:tc>
           <w:tcPr>
@@ -5151,7 +5151,7 @@
       </w:tr>
       <w:tr>
         <w:trPr>
-          <w:tblHeader w:val="false"/>
+          <w:tblHeader w:val="off"/>
         </w:trPr>
         <w:tc>
           <w:tcPr>
@@ -5225,7 +5225,7 @@
       </w:tr>
       <w:tr>
         <w:trPr>
-          <w:tblHeader w:val="false"/>
+          <w:tblHeader w:val="off"/>
         </w:trPr>
         <w:tc>
           <w:tcPr>
@@ -5299,7 +5299,7 @@
       </w:tr>
       <w:tr>
         <w:trPr>
-          <w:tblHeader w:val="false"/>
+          <w:tblHeader w:val="off"/>
         </w:trPr>
         <w:tc>
           <w:tcPr>
@@ -5320,60 +5320,60 @@
                 <w:sz w:val="16"/>
                 <w:szCs w:val="16"/>
               </w:rPr>
-              <w:t xml:space="preserve">Heading before Art. 27 "(izabrati jedno: Izvršni direktor, predsjednik, generalni sekretar)"</w:t>
-            </w:r>
-          </w:p>
-        </w:tc>
-        <w:tc>
-          <w:tcPr>
-            <w:tcW w:type="dxa" w:w="3302"/>
-            <w:tcMar>
-              <w:top w:type="dxa" w:w="40"/>
-              <w:left w:type="dxa" w:w="60"/>
-              <w:bottom w:type="dxa" w:w="40"/>
-              <w:right w:type="dxa" w:w="60"/>
-            </w:tcMar>
-          </w:tcPr>
-          <w:p>
-            <w:r>
-              <w:rPr>
-                <w:rFonts w:ascii="Arial" w:cs="Arial" w:eastAsia="Arial" w:hAnsi="Arial"/>
-                <w:b w:val="false"/>
-                <w:bCs w:val="false"/>
-                <w:sz w:val="16"/>
-                <w:szCs w:val="16"/>
-              </w:rPr>
-              <w:t xml:space="preserve">Delete the hint. Use "Izvršni direktor" and check that Art. 27 paragraph 2, Art. 30 and Art. 31 all say the same title.</w:t>
-            </w:r>
-          </w:p>
-        </w:tc>
-        <w:tc>
-          <w:tcPr>
-            <w:tcW w:type="dxa" w:w="3302"/>
-            <w:tcMar>
-              <w:top w:type="dxa" w:w="40"/>
-              <w:left w:type="dxa" w:w="60"/>
-              <w:bottom w:type="dxa" w:w="40"/>
-              <w:right w:type="dxa" w:w="60"/>
-            </w:tcMar>
-          </w:tcPr>
-          <w:p>
-            <w:r>
-              <w:rPr>
-                <w:rFonts w:ascii="Arial" w:cs="Arial" w:eastAsia="Arial" w:hAnsi="Arial"/>
-                <w:b w:val="false"/>
-                <w:bCs w:val="false"/>
-                <w:sz w:val="16"/>
-                <w:szCs w:val="16"/>
-              </w:rPr>
-              <w:t xml:space="preserve">Obrisati uputstvo. Koristiti „Izvršni direktor“ i provjeriti da čl. 27 stav 2, čl. 30 i čl. 31 imaju isti naziv.</w:t>
+              <w:t xml:space="preserve">Art. 27, after paragraph 1</w:t>
+            </w:r>
+          </w:p>
+        </w:tc>
+        <w:tc>
+          <w:tcPr>
+            <w:tcW w:type="dxa" w:w="3302"/>
+            <w:tcMar>
+              <w:top w:type="dxa" w:w="40"/>
+              <w:left w:type="dxa" w:w="60"/>
+              <w:bottom w:type="dxa" w:w="40"/>
+              <w:right w:type="dxa" w:w="60"/>
+            </w:tcMar>
+          </w:tcPr>
+          <w:p>
+            <w:r>
+              <w:rPr>
+                <w:rFonts w:ascii="Arial" w:cs="Arial" w:eastAsia="Arial" w:hAnsi="Arial"/>
+                <w:b w:val="false"/>
+                <w:bCs w:val="false"/>
+                <w:sz w:val="16"/>
+                <w:szCs w:val="16"/>
+              </w:rPr>
+              <w:t xml:space="preserve">Add two sentences, in the words the Statute additions use for the Board (Art. 33): "Isto lice može biti ponovo birano bez ograničenja broja mandata." and "Lice ovlašćeno za zastupanje kome je istekao mandat ostaje na dužnosti do izbora novog lica ovlašćenog za zastupanje, a najduže šest mjeseci." A four-year term then means renewal by the Assembly, not a forced departure, and there is never a gap in who may sign for the association.</w:t>
+            </w:r>
+          </w:p>
+        </w:tc>
+        <w:tc>
+          <w:tcPr>
+            <w:tcW w:type="dxa" w:w="3302"/>
+            <w:tcMar>
+              <w:top w:type="dxa" w:w="40"/>
+              <w:left w:type="dxa" w:w="60"/>
+              <w:bottom w:type="dxa" w:w="40"/>
+              <w:right w:type="dxa" w:w="60"/>
+            </w:tcMar>
+          </w:tcPr>
+          <w:p>
+            <w:r>
+              <w:rPr>
+                <w:rFonts w:ascii="Arial" w:cs="Arial" w:eastAsia="Arial" w:hAnsi="Arial"/>
+                <w:b w:val="false"/>
+                <w:bCs w:val="false"/>
+                <w:sz w:val="16"/>
+                <w:szCs w:val="16"/>
+              </w:rPr>
+              <w:t xml:space="preserve">Dodati dva stava, riječima koje Dopune statuta koriste za Upravni odbor (čl. 33): „Isto lice može biti ponovo birano bez ograničenja broja mandata.“ i „Lice ovlašćeno za zastupanje kome je istekao mandat ostaje na dužnosti do izbora novog lica ovlašćenog za zastupanje, a najduže šest mjeseci.“ Mandat od četiri godine tada znači ponovni izbor od strane Skupštine, ne obavezan odlazak, i nikad nema praznine u tome ko potpisuje za udruženje.</w:t>
             </w:r>
           </w:p>
         </w:tc>
       </w:tr>
       <w:tr>
         <w:trPr>
-          <w:tblHeader w:val="false"/>
+          <w:tblHeader w:val="off"/>
         </w:trPr>
         <w:tc>
           <w:tcPr>
@@ -5394,60 +5394,60 @@
                 <w:sz w:val="16"/>
                 <w:szCs w:val="16"/>
               </w:rPr>
-              <w:t xml:space="preserve">Art. 27 "na mandat od ____ godine" (Executive Director)</w:t>
-            </w:r>
-          </w:p>
-        </w:tc>
-        <w:tc>
-          <w:tcPr>
-            <w:tcW w:type="dxa" w:w="3302"/>
-            <w:tcMar>
-              <w:top w:type="dxa" w:w="40"/>
-              <w:left w:type="dxa" w:w="60"/>
-              <w:bottom w:type="dxa" w:w="40"/>
-              <w:right w:type="dxa" w:w="60"/>
-            </w:tcMar>
-          </w:tcPr>
-          <w:p>
-            <w:r>
-              <w:rPr>
-                <w:rFonts w:ascii="Arial" w:cs="Arial" w:eastAsia="Arial" w:hAnsi="Arial"/>
-                <w:b w:val="false"/>
-                <w:bCs w:val="false"/>
-                <w:sz w:val="16"/>
-                <w:szCs w:val="16"/>
-              </w:rPr>
-              <w:t xml:space="preserve">Term from M.</w:t>
-            </w:r>
-          </w:p>
-        </w:tc>
-        <w:tc>
-          <w:tcPr>
-            <w:tcW w:type="dxa" w:w="3302"/>
-            <w:tcMar>
-              <w:top w:type="dxa" w:w="40"/>
-              <w:left w:type="dxa" w:w="60"/>
-              <w:bottom w:type="dxa" w:w="40"/>
-              <w:right w:type="dxa" w:w="60"/>
-            </w:tcMar>
-          </w:tcPr>
-          <w:p>
-            <w:r>
-              <w:rPr>
-                <w:rFonts w:ascii="Arial" w:cs="Arial" w:eastAsia="Arial" w:hAnsi="Arial"/>
-                <w:b w:val="false"/>
-                <w:bCs w:val="false"/>
-                <w:sz w:val="16"/>
-                <w:szCs w:val="16"/>
-              </w:rPr>
-              <w:t xml:space="preserve">Mandat iz M.</w:t>
+              <w:t xml:space="preserve">Heading before Art. 27 "(izabrati jedno: Izvršni direktor, predsjednik, generalni sekretar)"</w:t>
+            </w:r>
+          </w:p>
+        </w:tc>
+        <w:tc>
+          <w:tcPr>
+            <w:tcW w:type="dxa" w:w="3302"/>
+            <w:tcMar>
+              <w:top w:type="dxa" w:w="40"/>
+              <w:left w:type="dxa" w:w="60"/>
+              <w:bottom w:type="dxa" w:w="40"/>
+              <w:right w:type="dxa" w:w="60"/>
+            </w:tcMar>
+          </w:tcPr>
+          <w:p>
+            <w:r>
+              <w:rPr>
+                <w:rFonts w:ascii="Arial" w:cs="Arial" w:eastAsia="Arial" w:hAnsi="Arial"/>
+                <w:b w:val="false"/>
+                <w:bCs w:val="false"/>
+                <w:sz w:val="16"/>
+                <w:szCs w:val="16"/>
+              </w:rPr>
+              <w:t xml:space="preserve">Delete the hint. Use "Izvršni direktor" and check that Art. 27 paragraph 2, Art. 30 and Art. 31 all say the same title.</w:t>
+            </w:r>
+          </w:p>
+        </w:tc>
+        <w:tc>
+          <w:tcPr>
+            <w:tcW w:type="dxa" w:w="3302"/>
+            <w:tcMar>
+              <w:top w:type="dxa" w:w="40"/>
+              <w:left w:type="dxa" w:w="60"/>
+              <w:bottom w:type="dxa" w:w="40"/>
+              <w:right w:type="dxa" w:w="60"/>
+            </w:tcMar>
+          </w:tcPr>
+          <w:p>
+            <w:r>
+              <w:rPr>
+                <w:rFonts w:ascii="Arial" w:cs="Arial" w:eastAsia="Arial" w:hAnsi="Arial"/>
+                <w:b w:val="false"/>
+                <w:bCs w:val="false"/>
+                <w:sz w:val="16"/>
+                <w:szCs w:val="16"/>
+              </w:rPr>
+              <w:t xml:space="preserve">Obrisati uputstvo. Koristiti „Izvršni direktor“ i provjeriti da čl. 27 stav 2, čl. 30 i čl. 31 imaju isti naziv.</w:t>
             </w:r>
           </w:p>
         </w:tc>
       </w:tr>
       <w:tr>
         <w:trPr>
-          <w:tblHeader w:val="false"/>
+          <w:tblHeader w:val="off"/>
         </w:trPr>
         <w:tc>
           <w:tcPr>
@@ -5468,60 +5468,60 @@
                 <w:sz w:val="16"/>
                 <w:szCs w:val="16"/>
               </w:rPr>
-              <w:t xml:space="preserve">Art. 30, first dismissal ground "ako postoje gubici u poslovanju"</w:t>
-            </w:r>
-          </w:p>
-        </w:tc>
-        <w:tc>
-          <w:tcPr>
-            <w:tcW w:type="dxa" w:w="3302"/>
-            <w:tcMar>
-              <w:top w:type="dxa" w:w="40"/>
-              <w:left w:type="dxa" w:w="60"/>
-              <w:bottom w:type="dxa" w:w="40"/>
-              <w:right w:type="dxa" w:w="60"/>
-            </w:tcMar>
-          </w:tcPr>
-          <w:p>
-            <w:r>
-              <w:rPr>
-                <w:rFonts w:ascii="Arial" w:cs="Arial" w:eastAsia="Arial" w:hAnsi="Arial"/>
-                <w:b w:val="false"/>
-                <w:bCs w:val="false"/>
-                <w:sz w:val="16"/>
-                <w:szCs w:val="16"/>
-              </w:rPr>
-              <w:t xml:space="preserve">Consider softening to losses caused by the director's fault; a bad fundraising year is not misconduct. Lawyer's call.</w:t>
-            </w:r>
-          </w:p>
-        </w:tc>
-        <w:tc>
-          <w:tcPr>
-            <w:tcW w:type="dxa" w:w="3302"/>
-            <w:tcMar>
-              <w:top w:type="dxa" w:w="40"/>
-              <w:left w:type="dxa" w:w="60"/>
-              <w:bottom w:type="dxa" w:w="40"/>
-              <w:right w:type="dxa" w:w="60"/>
-            </w:tcMar>
-          </w:tcPr>
-          <w:p>
-            <w:r>
-              <w:rPr>
-                <w:rFonts w:ascii="Arial" w:cs="Arial" w:eastAsia="Arial" w:hAnsi="Arial"/>
-                <w:b w:val="false"/>
-                <w:bCs w:val="false"/>
-                <w:sz w:val="16"/>
-                <w:szCs w:val="16"/>
-              </w:rPr>
-              <w:t xml:space="preserve">Razmotriti ublažavanje na gubitke nastale krivicom direktora; loša godina prikupljanja nije propust. Odluka advokata.</w:t>
+              <w:t xml:space="preserve">Art. 27 "na mandat od ____ godine" (Executive Director)</w:t>
+            </w:r>
+          </w:p>
+        </w:tc>
+        <w:tc>
+          <w:tcPr>
+            <w:tcW w:type="dxa" w:w="3302"/>
+            <w:tcMar>
+              <w:top w:type="dxa" w:w="40"/>
+              <w:left w:type="dxa" w:w="60"/>
+              <w:bottom w:type="dxa" w:w="40"/>
+              <w:right w:type="dxa" w:w="60"/>
+            </w:tcMar>
+          </w:tcPr>
+          <w:p>
+            <w:r>
+              <w:rPr>
+                <w:rFonts w:ascii="Arial" w:cs="Arial" w:eastAsia="Arial" w:hAnsi="Arial"/>
+                <w:b w:val="false"/>
+                <w:bCs w:val="false"/>
+                <w:sz w:val="16"/>
+                <w:szCs w:val="16"/>
+              </w:rPr>
+              <w:t xml:space="preserve">Term from M.</w:t>
+            </w:r>
+          </w:p>
+        </w:tc>
+        <w:tc>
+          <w:tcPr>
+            <w:tcW w:type="dxa" w:w="3302"/>
+            <w:tcMar>
+              <w:top w:type="dxa" w:w="40"/>
+              <w:left w:type="dxa" w:w="60"/>
+              <w:bottom w:type="dxa" w:w="40"/>
+              <w:right w:type="dxa" w:w="60"/>
+            </w:tcMar>
+          </w:tcPr>
+          <w:p>
+            <w:r>
+              <w:rPr>
+                <w:rFonts w:ascii="Arial" w:cs="Arial" w:eastAsia="Arial" w:hAnsi="Arial"/>
+                <w:b w:val="false"/>
+                <w:bCs w:val="false"/>
+                <w:sz w:val="16"/>
+                <w:szCs w:val="16"/>
+              </w:rPr>
+              <w:t xml:space="preserve">Mandat iz M.</w:t>
             </w:r>
           </w:p>
         </w:tc>
       </w:tr>
       <w:tr>
         <w:trPr>
-          <w:tblHeader w:val="false"/>
+          <w:tblHeader w:val="off"/>
         </w:trPr>
         <w:tc>
           <w:tcPr>
@@ -5542,60 +5542,60 @@
                 <w:sz w:val="16"/>
                 <w:szCs w:val="16"/>
               </w:rPr>
-              <w:t xml:space="preserve">Art. 35 "obavlja sljedeće privredne djelatnosti ____"</w:t>
-            </w:r>
-          </w:p>
-        </w:tc>
-        <w:tc>
-          <w:tcPr>
-            <w:tcW w:type="dxa" w:w="3302"/>
-            <w:tcMar>
-              <w:top w:type="dxa" w:w="40"/>
-              <w:left w:type="dxa" w:w="60"/>
-              <w:bottom w:type="dxa" w:w="40"/>
-              <w:right w:type="dxa" w:w="60"/>
-            </w:tcMar>
-          </w:tcPr>
-          <w:p>
-            <w:r>
-              <w:rPr>
-                <w:rFonts w:ascii="Arial" w:cs="Arial" w:eastAsia="Arial" w:hAnsi="Arial"/>
-                <w:b w:val="false"/>
-                <w:bCs w:val="false"/>
-                <w:sz w:val="16"/>
-                <w:szCs w:val="16"/>
-              </w:rPr>
-              <w:t xml:space="preserve">Economic activities from O and section 7. Add a second paragraph: "Na korišćenje prihoda ostvarenog privrednom djelatnošću neposredno se primjenjuju odredbe Zakona o nevladinim organizacijama." If you truly want none, delete the whole article and its heading (document 7 says the provisions belong in the statute only if you intend to trade).</w:t>
-            </w:r>
-          </w:p>
-        </w:tc>
-        <w:tc>
-          <w:tcPr>
-            <w:tcW w:type="dxa" w:w="3302"/>
-            <w:tcMar>
-              <w:top w:type="dxa" w:w="40"/>
-              <w:left w:type="dxa" w:w="60"/>
-              <w:bottom w:type="dxa" w:w="40"/>
-              <w:right w:type="dxa" w:w="60"/>
-            </w:tcMar>
-          </w:tcPr>
-          <w:p>
-            <w:r>
-              <w:rPr>
-                <w:rFonts w:ascii="Arial" w:cs="Arial" w:eastAsia="Arial" w:hAnsi="Arial"/>
-                <w:b w:val="false"/>
-                <w:bCs w:val="false"/>
-                <w:sz w:val="16"/>
-                <w:szCs w:val="16"/>
-              </w:rPr>
-              <w:t xml:space="preserve">Privredne djelatnosti iz O i odjeljka 7. Dodati drugi stav: „Na korišćenje prihoda ostvarenog privrednom djelatnošću neposredno se primjenjuju odredbe Zakona o nevladinim organizacijama.“ Ako zaista ne želite nijednu, obrisati cijeli član i naslov (dokument 7: odredbe idu u statut samo ako namjeravate da obavljate djelatnost).</w:t>
+              <w:t xml:space="preserve">Art. 30, first dismissal ground "ako postoje gubici u poslovanju"</w:t>
+            </w:r>
+          </w:p>
+        </w:tc>
+        <w:tc>
+          <w:tcPr>
+            <w:tcW w:type="dxa" w:w="3302"/>
+            <w:tcMar>
+              <w:top w:type="dxa" w:w="40"/>
+              <w:left w:type="dxa" w:w="60"/>
+              <w:bottom w:type="dxa" w:w="40"/>
+              <w:right w:type="dxa" w:w="60"/>
+            </w:tcMar>
+          </w:tcPr>
+          <w:p>
+            <w:r>
+              <w:rPr>
+                <w:rFonts w:ascii="Arial" w:cs="Arial" w:eastAsia="Arial" w:hAnsi="Arial"/>
+                <w:b w:val="false"/>
+                <w:bCs w:val="false"/>
+                <w:sz w:val="16"/>
+                <w:szCs w:val="16"/>
+              </w:rPr>
+              <w:t xml:space="preserve">Consider softening to losses caused by the director's fault; a bad fundraising year is not misconduct. Lawyer's call.</w:t>
+            </w:r>
+          </w:p>
+        </w:tc>
+        <w:tc>
+          <w:tcPr>
+            <w:tcW w:type="dxa" w:w="3302"/>
+            <w:tcMar>
+              <w:top w:type="dxa" w:w="40"/>
+              <w:left w:type="dxa" w:w="60"/>
+              <w:bottom w:type="dxa" w:w="40"/>
+              <w:right w:type="dxa" w:w="60"/>
+            </w:tcMar>
+          </w:tcPr>
+          <w:p>
+            <w:r>
+              <w:rPr>
+                <w:rFonts w:ascii="Arial" w:cs="Arial" w:eastAsia="Arial" w:hAnsi="Arial"/>
+                <w:b w:val="false"/>
+                <w:bCs w:val="false"/>
+                <w:sz w:val="16"/>
+                <w:szCs w:val="16"/>
+              </w:rPr>
+              <w:t xml:space="preserve">Razmotriti ublažavanje na gubitke nastale krivicom direktora; loša godina prikupljanja nije propust. Odluka advokata.</w:t>
             </w:r>
           </w:p>
         </w:tc>
       </w:tr>
       <w:tr>
         <w:trPr>
-          <w:tblHeader w:val="false"/>
+          <w:tblHeader w:val="off"/>
         </w:trPr>
         <w:tc>
           <w:tcPr>
@@ -5616,60 +5616,60 @@
                 <w:sz w:val="16"/>
                 <w:szCs w:val="16"/>
               </w:rPr>
-              <w:t xml:space="preserve">Art. 36 and Art. 38 (membership fee)</w:t>
-            </w:r>
-          </w:p>
-        </w:tc>
-        <w:tc>
-          <w:tcPr>
-            <w:tcW w:type="dxa" w:w="3302"/>
-            <w:tcMar>
-              <w:top w:type="dxa" w:w="40"/>
-              <w:left w:type="dxa" w:w="60"/>
-              <w:bottom w:type="dxa" w:w="40"/>
-              <w:right w:type="dxa" w:w="60"/>
-            </w:tcMar>
-          </w:tcPr>
-          <w:p>
-            <w:r>
-              <w:rPr>
-                <w:rFonts w:ascii="Arial" w:cs="Arial" w:eastAsia="Arial" w:hAnsi="Arial"/>
-                <w:b w:val="false"/>
-                <w:bCs w:val="false"/>
-                <w:sz w:val="16"/>
-                <w:szCs w:val="16"/>
-              </w:rPr>
-              <w:t xml:space="preserve">Decide whether members pay a fee. If not, delete "plaća članarinu" from Art. 38 and "članarine" from Art. 34. Team guide lists membership income under the Operations Fund, so keeping it is consistent.</w:t>
-            </w:r>
-          </w:p>
-        </w:tc>
-        <w:tc>
-          <w:tcPr>
-            <w:tcW w:type="dxa" w:w="3302"/>
-            <w:tcMar>
-              <w:top w:type="dxa" w:w="40"/>
-              <w:left w:type="dxa" w:w="60"/>
-              <w:bottom w:type="dxa" w:w="40"/>
-              <w:right w:type="dxa" w:w="60"/>
-            </w:tcMar>
-          </w:tcPr>
-          <w:p>
-            <w:r>
-              <w:rPr>
-                <w:rFonts w:ascii="Arial" w:cs="Arial" w:eastAsia="Arial" w:hAnsi="Arial"/>
-                <w:b w:val="false"/>
-                <w:bCs w:val="false"/>
-                <w:sz w:val="16"/>
-                <w:szCs w:val="16"/>
-              </w:rPr>
-              <w:t xml:space="preserve">Odlučiti da li članovi plaćaju članarinu. Ako ne, obrisati „plaća članarinu“ u čl. 38 i „članarine“ u čl. 34. Vodič tima svrstava članarine u Operativni fond, pa je zadržavanje dosljedno.</w:t>
+              <w:t xml:space="preserve">Art. 35 "obavlja sljedeće privredne djelatnosti ____"</w:t>
+            </w:r>
+          </w:p>
+        </w:tc>
+        <w:tc>
+          <w:tcPr>
+            <w:tcW w:type="dxa" w:w="3302"/>
+            <w:tcMar>
+              <w:top w:type="dxa" w:w="40"/>
+              <w:left w:type="dxa" w:w="60"/>
+              <w:bottom w:type="dxa" w:w="40"/>
+              <w:right w:type="dxa" w:w="60"/>
+            </w:tcMar>
+          </w:tcPr>
+          <w:p>
+            <w:r>
+              <w:rPr>
+                <w:rFonts w:ascii="Arial" w:cs="Arial" w:eastAsia="Arial" w:hAnsi="Arial"/>
+                <w:b w:val="false"/>
+                <w:bCs w:val="false"/>
+                <w:sz w:val="16"/>
+                <w:szCs w:val="16"/>
+              </w:rPr>
+              <w:t xml:space="preserve">Economic activities from O and section 7. Add a second paragraph: "Na korišćenje prihoda ostvarenog privrednom djelatnošću neposredno se primjenjuju odredbe Zakona o nevladinim organizacijama." If you truly want none, delete the whole article and its heading (document 7 says the provisions belong in the statute only if you intend to trade).</w:t>
+            </w:r>
+          </w:p>
+        </w:tc>
+        <w:tc>
+          <w:tcPr>
+            <w:tcW w:type="dxa" w:w="3302"/>
+            <w:tcMar>
+              <w:top w:type="dxa" w:w="40"/>
+              <w:left w:type="dxa" w:w="60"/>
+              <w:bottom w:type="dxa" w:w="40"/>
+              <w:right w:type="dxa" w:w="60"/>
+            </w:tcMar>
+          </w:tcPr>
+          <w:p>
+            <w:r>
+              <w:rPr>
+                <w:rFonts w:ascii="Arial" w:cs="Arial" w:eastAsia="Arial" w:hAnsi="Arial"/>
+                <w:b w:val="false"/>
+                <w:bCs w:val="false"/>
+                <w:sz w:val="16"/>
+                <w:szCs w:val="16"/>
+              </w:rPr>
+              <w:t xml:space="preserve">Privredne djelatnosti iz O i odjeljka 7. Dodati drugi stav: „Na korišćenje prihoda ostvarenog privrednom djelatnošću neposredno se primjenjuju odredbe Zakona o nevladinim organizacijama.“ Ako zaista ne želite nijednu, obrisati cijeli član i naslov (dokument 7: odredbe idu u statut samo ako namjeravate da obavljate djelatnost).</w:t>
             </w:r>
           </w:p>
         </w:tc>
       </w:tr>
       <w:tr>
         <w:trPr>
-          <w:tblHeader w:val="false"/>
+          <w:tblHeader w:val="off"/>
         </w:trPr>
         <w:tc>
           <w:tcPr>
@@ -5690,80 +5690,60 @@
                 <w:sz w:val="16"/>
                 <w:szCs w:val="16"/>
               </w:rPr>
-              <w:t xml:space="preserve">Art. 36, last sentence (register of members)</w:t>
-            </w:r>
-          </w:p>
-        </w:tc>
-        <w:tc>
-          <w:tcPr>
-            <w:tcW w:type="dxa" w:w="3302"/>
-            <w:tcMar>
-              <w:top w:type="dxa" w:w="40"/>
-              <w:left w:type="dxa" w:w="60"/>
-              <w:bottom w:type="dxa" w:w="40"/>
-              <w:right w:type="dxa" w:w="60"/>
-            </w:tcMar>
-          </w:tcPr>
-          <w:p>
-            <w:r>
-              <w:rPr>
-                <w:rFonts w:ascii="Arial" w:cs="Arial" w:eastAsia="Arial" w:hAnsi="Arial"/>
-                <w:b w:val="false"/>
-                <w:bCs w:val="false"/>
-                <w:sz w:val="16"/>
-                <w:szCs w:val="16"/>
-              </w:rPr>
-              <w:t xml:space="preserve">Document 7 requires the statute to say who keeps the register.</w:t>
-            </w:r>
-            <w:r>
-              <w:rPr>
-                <w:rFonts w:ascii="Arial" w:cs="Arial" w:eastAsia="Arial" w:hAnsi="Arial"/>
-                <w:b w:val="false"/>
-                <w:bCs w:val="false"/>
-                <w:sz w:val="16"/>
-                <w:szCs w:val="16"/>
-              </w:rPr>
-              <w:t xml:space="preserve"> Change to "Registar članova vodi Izvršni direktor."</w:t>
-            </w:r>
-          </w:p>
-        </w:tc>
-        <w:tc>
-          <w:tcPr>
-            <w:tcW w:type="dxa" w:w="3302"/>
-            <w:tcMar>
-              <w:top w:type="dxa" w:w="40"/>
-              <w:left w:type="dxa" w:w="60"/>
-              <w:bottom w:type="dxa" w:w="40"/>
-              <w:right w:type="dxa" w:w="60"/>
-            </w:tcMar>
-          </w:tcPr>
-          <w:p>
-            <w:r>
-              <w:rPr>
-                <w:rFonts w:ascii="Arial" w:cs="Arial" w:eastAsia="Arial" w:hAnsi="Arial"/>
-                <w:b w:val="false"/>
-                <w:bCs w:val="false"/>
-                <w:sz w:val="16"/>
-                <w:szCs w:val="16"/>
-              </w:rPr>
-              <w:t xml:space="preserve">Dokument 7 traži da statut kaže ko vodi evidenciju.</w:t>
-            </w:r>
-            <w:r>
-              <w:rPr>
-                <w:rFonts w:ascii="Arial" w:cs="Arial" w:eastAsia="Arial" w:hAnsi="Arial"/>
-                <w:b w:val="false"/>
-                <w:bCs w:val="false"/>
-                <w:sz w:val="16"/>
-                <w:szCs w:val="16"/>
-              </w:rPr>
-              <w:t xml:space="preserve"> Izmijeniti u „Registar članova vodi Izvršni direktor.“</w:t>
+              <w:t xml:space="preserve">Art. 36 and Art. 38 (membership fee)</w:t>
+            </w:r>
+          </w:p>
+        </w:tc>
+        <w:tc>
+          <w:tcPr>
+            <w:tcW w:type="dxa" w:w="3302"/>
+            <w:tcMar>
+              <w:top w:type="dxa" w:w="40"/>
+              <w:left w:type="dxa" w:w="60"/>
+              <w:bottom w:type="dxa" w:w="40"/>
+              <w:right w:type="dxa" w:w="60"/>
+            </w:tcMar>
+          </w:tcPr>
+          <w:p>
+            <w:r>
+              <w:rPr>
+                <w:rFonts w:ascii="Arial" w:cs="Arial" w:eastAsia="Arial" w:hAnsi="Arial"/>
+                <w:b w:val="false"/>
+                <w:bCs w:val="false"/>
+                <w:sz w:val="16"/>
+                <w:szCs w:val="16"/>
+              </w:rPr>
+              <w:t xml:space="preserve">Decide whether members pay a fee. If not, delete "plaća članarinu" from Art. 38 and "članarine" from Art. 34. Team guide lists membership income under the Operations Fund, so keeping it is consistent.</w:t>
+            </w:r>
+          </w:p>
+        </w:tc>
+        <w:tc>
+          <w:tcPr>
+            <w:tcW w:type="dxa" w:w="3302"/>
+            <w:tcMar>
+              <w:top w:type="dxa" w:w="40"/>
+              <w:left w:type="dxa" w:w="60"/>
+              <w:bottom w:type="dxa" w:w="40"/>
+              <w:right w:type="dxa" w:w="60"/>
+            </w:tcMar>
+          </w:tcPr>
+          <w:p>
+            <w:r>
+              <w:rPr>
+                <w:rFonts w:ascii="Arial" w:cs="Arial" w:eastAsia="Arial" w:hAnsi="Arial"/>
+                <w:b w:val="false"/>
+                <w:bCs w:val="false"/>
+                <w:sz w:val="16"/>
+                <w:szCs w:val="16"/>
+              </w:rPr>
+              <w:t xml:space="preserve">Odlučiti da li članovi plaćaju članarinu. Ako ne, obrisati „plaća članarinu“ u čl. 38 i „članarine“ u čl. 34. Vodič tima svrstava članarine u Operativni fond, pa je zadržavanje dosljedno.</w:t>
             </w:r>
           </w:p>
         </w:tc>
       </w:tr>
       <w:tr>
         <w:trPr>
-          <w:tblHeader w:val="false"/>
+          <w:tblHeader w:val="off"/>
         </w:trPr>
         <w:tc>
           <w:tcPr>
@@ -5784,60 +5764,80 @@
                 <w:sz w:val="16"/>
                 <w:szCs w:val="16"/>
               </w:rPr>
-              <w:t xml:space="preserve">Art. 37 (expulsion procedure)</w:t>
-            </w:r>
-          </w:p>
-        </w:tc>
-        <w:tc>
-          <w:tcPr>
-            <w:tcW w:type="dxa" w:w="3302"/>
-            <w:tcMar>
-              <w:top w:type="dxa" w:w="40"/>
-              <w:left w:type="dxa" w:w="60"/>
-              <w:bottom w:type="dxa" w:w="40"/>
-              <w:right w:type="dxa" w:w="60"/>
-            </w:tcMar>
-          </w:tcPr>
-          <w:p>
-            <w:r>
-              <w:rPr>
-                <w:rFonts w:ascii="Arial" w:cs="Arial" w:eastAsia="Arial" w:hAnsi="Arial"/>
-                <w:b w:val="false"/>
-                <w:bCs w:val="false"/>
-                <w:sz w:val="16"/>
-                <w:szCs w:val="16"/>
-              </w:rPr>
-              <w:t xml:space="preserve">Document 7 asks for the procedure and whether the member may appeal. Add: "Odluku o isključenju donosi Skupština većinom glasova prisutnih članova. Isključeni član može podnijeti prigovor Skupštini u roku od 15 dana; odluka Skupštine po prigovoru je konačna."</w:t>
-            </w:r>
-          </w:p>
-        </w:tc>
-        <w:tc>
-          <w:tcPr>
-            <w:tcW w:type="dxa" w:w="3302"/>
-            <w:tcMar>
-              <w:top w:type="dxa" w:w="40"/>
-              <w:left w:type="dxa" w:w="60"/>
-              <w:bottom w:type="dxa" w:w="40"/>
-              <w:right w:type="dxa" w:w="60"/>
-            </w:tcMar>
-          </w:tcPr>
-          <w:p>
-            <w:r>
-              <w:rPr>
-                <w:rFonts w:ascii="Arial" w:cs="Arial" w:eastAsia="Arial" w:hAnsi="Arial"/>
-                <w:b w:val="false"/>
-                <w:bCs w:val="false"/>
-                <w:sz w:val="16"/>
-                <w:szCs w:val="16"/>
-              </w:rPr>
-              <w:t xml:space="preserve">Dokument 7 traži postupak i pravo na prigovor. Dodati: „Odluku o isključenju donosi Skupština većinom glasova prisutnih članova. Isključeni član može podnijeti prigovor Skupštini u roku od 15 dana; odluka Skupštine po prigovoru je konačna.“</w:t>
+              <w:t xml:space="preserve">Art. 36, last sentence (register of members)</w:t>
+            </w:r>
+          </w:p>
+        </w:tc>
+        <w:tc>
+          <w:tcPr>
+            <w:tcW w:type="dxa" w:w="3302"/>
+            <w:tcMar>
+              <w:top w:type="dxa" w:w="40"/>
+              <w:left w:type="dxa" w:w="60"/>
+              <w:bottom w:type="dxa" w:w="40"/>
+              <w:right w:type="dxa" w:w="60"/>
+            </w:tcMar>
+          </w:tcPr>
+          <w:p>
+            <w:r>
+              <w:rPr>
+                <w:rFonts w:ascii="Arial" w:cs="Arial" w:eastAsia="Arial" w:hAnsi="Arial"/>
+                <w:b w:val="false"/>
+                <w:bCs w:val="false"/>
+                <w:sz w:val="16"/>
+                <w:szCs w:val="16"/>
+              </w:rPr>
+              <w:t xml:space="preserve">Document 7 requires the statute to say who keeps the register.</w:t>
+            </w:r>
+            <w:r>
+              <w:rPr>
+                <w:rFonts w:ascii="Arial" w:cs="Arial" w:eastAsia="Arial" w:hAnsi="Arial"/>
+                <w:b w:val="false"/>
+                <w:bCs w:val="false"/>
+                <w:sz w:val="16"/>
+                <w:szCs w:val="16"/>
+              </w:rPr>
+              <w:t xml:space="preserve"> Change to "Registar članova vodi Izvršni direktor."</w:t>
+            </w:r>
+          </w:p>
+        </w:tc>
+        <w:tc>
+          <w:tcPr>
+            <w:tcW w:type="dxa" w:w="3302"/>
+            <w:tcMar>
+              <w:top w:type="dxa" w:w="40"/>
+              <w:left w:type="dxa" w:w="60"/>
+              <w:bottom w:type="dxa" w:w="40"/>
+              <w:right w:type="dxa" w:w="60"/>
+            </w:tcMar>
+          </w:tcPr>
+          <w:p>
+            <w:r>
+              <w:rPr>
+                <w:rFonts w:ascii="Arial" w:cs="Arial" w:eastAsia="Arial" w:hAnsi="Arial"/>
+                <w:b w:val="false"/>
+                <w:bCs w:val="false"/>
+                <w:sz w:val="16"/>
+                <w:szCs w:val="16"/>
+              </w:rPr>
+              <w:t xml:space="preserve">Dokument 7 traži da statut kaže ko vodi evidenciju.</w:t>
+            </w:r>
+            <w:r>
+              <w:rPr>
+                <w:rFonts w:ascii="Arial" w:cs="Arial" w:eastAsia="Arial" w:hAnsi="Arial"/>
+                <w:b w:val="false"/>
+                <w:bCs w:val="false"/>
+                <w:sz w:val="16"/>
+                <w:szCs w:val="16"/>
+              </w:rPr>
+              <w:t xml:space="preserve"> Izmijeniti u „Registar članova vodi Izvršni direktor.“</w:t>
             </w:r>
           </w:p>
         </w:tc>
       </w:tr>
       <w:tr>
         <w:trPr>
-          <w:tblHeader w:val="false"/>
+          <w:tblHeader w:val="off"/>
         </w:trPr>
         <w:tc>
           <w:tcPr>
@@ -5858,80 +5858,60 @@
                 <w:sz w:val="16"/>
                 <w:szCs w:val="16"/>
               </w:rPr>
-              <w:t xml:space="preserve">Art. 40 (assets on dissolution)</w:t>
-            </w:r>
-          </w:p>
-        </w:tc>
-        <w:tc>
-          <w:tcPr>
-            <w:tcW w:type="dxa" w:w="3302"/>
-            <w:tcMar>
-              <w:top w:type="dxa" w:w="40"/>
-              <w:left w:type="dxa" w:w="60"/>
-              <w:bottom w:type="dxa" w:w="40"/>
-              <w:right w:type="dxa" w:w="60"/>
-            </w:tcMar>
-          </w:tcPr>
-          <w:p>
-            <w:r>
-              <w:rPr>
-                <w:rFonts w:ascii="Arial" w:cs="Arial" w:eastAsia="Arial" w:hAnsi="Arial"/>
-                <w:b w:val="false"/>
-                <w:bCs w:val="false"/>
-                <w:sz w:val="16"/>
-                <w:szCs w:val="16"/>
-              </w:rPr>
-              <w:t xml:space="preserve">Confirmed (document 7, Law Art. 40):</w:t>
-            </w:r>
-            <w:r>
-              <w:rPr>
-                <w:rFonts w:ascii="Arial" w:cs="Arial" w:eastAsia="Arial" w:hAnsi="Arial"/>
-                <w:b w:val="false"/>
-                <w:bCs w:val="false"/>
-                <w:sz w:val="16"/>
-                <w:szCs w:val="16"/>
-              </w:rPr>
-              <w:t xml:space="preserve"> the recipient may only be another NGO or a public institution with its seat in Montenegro working in a public-interest area, or the statute may name no recipient, in which case the assets pass to the municipality of the seat (Tivat). Keep the template wording and add "sa sjedištem u Crnoj Gori" after "javnoj ustanovi".</w:t>
-            </w:r>
-          </w:p>
-        </w:tc>
-        <w:tc>
-          <w:tcPr>
-            <w:tcW w:type="dxa" w:w="3302"/>
-            <w:tcMar>
-              <w:top w:type="dxa" w:w="40"/>
-              <w:left w:type="dxa" w:w="60"/>
-              <w:bottom w:type="dxa" w:w="40"/>
-              <w:right w:type="dxa" w:w="60"/>
-            </w:tcMar>
-          </w:tcPr>
-          <w:p>
-            <w:r>
-              <w:rPr>
-                <w:rFonts w:ascii="Arial" w:cs="Arial" w:eastAsia="Arial" w:hAnsi="Arial"/>
-                <w:b w:val="false"/>
-                <w:bCs w:val="false"/>
-                <w:sz w:val="16"/>
-                <w:szCs w:val="16"/>
-              </w:rPr>
-              <w:t xml:space="preserve">Potvrđeno (dokument 7, čl. 40 Zakona):</w:t>
-            </w:r>
-            <w:r>
-              <w:rPr>
-                <w:rFonts w:ascii="Arial" w:cs="Arial" w:eastAsia="Arial" w:hAnsi="Arial"/>
-                <w:b w:val="false"/>
-                <w:bCs w:val="false"/>
-                <w:sz w:val="16"/>
-                <w:szCs w:val="16"/>
-              </w:rPr>
-              <w:t xml:space="preserve"> primalac može biti samo druga NVO ili javna ustanova sa sjedištem u Crnoj Gori koja djeluje u oblasti od javnog interesa, ili se primalac ne odredi pa imovina pripada opštini sjedišta (Tivat). Zadržati tekst obrasca i dodati „sa sjedištem u Crnoj Gori“ iza „javnoj ustanovi“.</w:t>
+              <w:t xml:space="preserve">Art. 37 (expulsion procedure)</w:t>
+            </w:r>
+          </w:p>
+        </w:tc>
+        <w:tc>
+          <w:tcPr>
+            <w:tcW w:type="dxa" w:w="3302"/>
+            <w:tcMar>
+              <w:top w:type="dxa" w:w="40"/>
+              <w:left w:type="dxa" w:w="60"/>
+              <w:bottom w:type="dxa" w:w="40"/>
+              <w:right w:type="dxa" w:w="60"/>
+            </w:tcMar>
+          </w:tcPr>
+          <w:p>
+            <w:r>
+              <w:rPr>
+                <w:rFonts w:ascii="Arial" w:cs="Arial" w:eastAsia="Arial" w:hAnsi="Arial"/>
+                <w:b w:val="false"/>
+                <w:bCs w:val="false"/>
+                <w:sz w:val="16"/>
+                <w:szCs w:val="16"/>
+              </w:rPr>
+              <w:t xml:space="preserve">Document 7 asks for the procedure and whether the member may appeal. Add: "Odluku o isključenju donosi Skupština većinom glasova prisutnih članova. Isključeni član može podnijeti prigovor Skupštini u roku od 15 dana; odluka Skupštine po prigovoru je konačna."</w:t>
+            </w:r>
+          </w:p>
+        </w:tc>
+        <w:tc>
+          <w:tcPr>
+            <w:tcW w:type="dxa" w:w="3302"/>
+            <w:tcMar>
+              <w:top w:type="dxa" w:w="40"/>
+              <w:left w:type="dxa" w:w="60"/>
+              <w:bottom w:type="dxa" w:w="40"/>
+              <w:right w:type="dxa" w:w="60"/>
+            </w:tcMar>
+          </w:tcPr>
+          <w:p>
+            <w:r>
+              <w:rPr>
+                <w:rFonts w:ascii="Arial" w:cs="Arial" w:eastAsia="Arial" w:hAnsi="Arial"/>
+                <w:b w:val="false"/>
+                <w:bCs w:val="false"/>
+                <w:sz w:val="16"/>
+                <w:szCs w:val="16"/>
+              </w:rPr>
+              <w:t xml:space="preserve">Dokument 7 traži postupak i pravo na prigovor. Dodati: „Odluku o isključenju donosi Skupština većinom glasova prisutnih članova. Isključeni član može podnijeti prigovor Skupštini u roku od 15 dana; odluka Skupštine po prigovoru je konačna.“</w:t>
             </w:r>
           </w:p>
         </w:tc>
       </w:tr>
       <w:tr>
         <w:trPr>
-          <w:tblHeader w:val="false"/>
+          <w:tblHeader w:val="off"/>
         </w:trPr>
         <w:tc>
           <w:tcPr>
@@ -5952,60 +5932,154 @@
                 <w:sz w:val="16"/>
                 <w:szCs w:val="16"/>
               </w:rPr>
-              <w:t xml:space="preserve">"Dana ____, u ____"</w:t>
-            </w:r>
-          </w:p>
-        </w:tc>
-        <w:tc>
-          <w:tcPr>
-            <w:tcW w:type="dxa" w:w="3302"/>
-            <w:tcMar>
-              <w:top w:type="dxa" w:w="40"/>
-              <w:left w:type="dxa" w:w="60"/>
-              <w:bottom w:type="dxa" w:w="40"/>
-              <w:right w:type="dxa" w:w="60"/>
-            </w:tcMar>
-          </w:tcPr>
-          <w:p>
-            <w:r>
-              <w:rPr>
-                <w:rFonts w:ascii="Arial" w:cs="Arial" w:eastAsia="Arial" w:hAnsi="Arial"/>
-                <w:b w:val="false"/>
-                <w:bCs w:val="false"/>
-                <w:sz w:val="16"/>
-                <w:szCs w:val="16"/>
-              </w:rPr>
-              <w:t xml:space="preserve">Date from I, Tivat.</w:t>
-            </w:r>
-          </w:p>
-        </w:tc>
-        <w:tc>
-          <w:tcPr>
-            <w:tcW w:type="dxa" w:w="3302"/>
-            <w:tcMar>
-              <w:top w:type="dxa" w:w="40"/>
-              <w:left w:type="dxa" w:w="60"/>
-              <w:bottom w:type="dxa" w:w="40"/>
-              <w:right w:type="dxa" w:w="60"/>
-            </w:tcMar>
-          </w:tcPr>
-          <w:p>
-            <w:r>
-              <w:rPr>
-                <w:rFonts w:ascii="Arial" w:cs="Arial" w:eastAsia="Arial" w:hAnsi="Arial"/>
-                <w:b w:val="false"/>
-                <w:bCs w:val="false"/>
-                <w:sz w:val="16"/>
-                <w:szCs w:val="16"/>
-              </w:rPr>
-              <w:t xml:space="preserve">Datum iz I, Tivat.</w:t>
+              <w:t xml:space="preserve">Art. 40 (assets on dissolution)</w:t>
+            </w:r>
+          </w:p>
+        </w:tc>
+        <w:tc>
+          <w:tcPr>
+            <w:tcW w:type="dxa" w:w="3302"/>
+            <w:tcMar>
+              <w:top w:type="dxa" w:w="40"/>
+              <w:left w:type="dxa" w:w="60"/>
+              <w:bottom w:type="dxa" w:w="40"/>
+              <w:right w:type="dxa" w:w="60"/>
+            </w:tcMar>
+          </w:tcPr>
+          <w:p>
+            <w:r>
+              <w:rPr>
+                <w:rFonts w:ascii="Arial" w:cs="Arial" w:eastAsia="Arial" w:hAnsi="Arial"/>
+                <w:b w:val="false"/>
+                <w:bCs w:val="false"/>
+                <w:sz w:val="16"/>
+                <w:szCs w:val="16"/>
+              </w:rPr>
+              <w:t xml:space="preserve">Confirmed (document 7, Law Art. 40):</w:t>
+            </w:r>
+            <w:r>
+              <w:rPr>
+                <w:rFonts w:ascii="Arial" w:cs="Arial" w:eastAsia="Arial" w:hAnsi="Arial"/>
+                <w:b w:val="false"/>
+                <w:bCs w:val="false"/>
+                <w:sz w:val="16"/>
+                <w:szCs w:val="16"/>
+              </w:rPr>
+              <w:t xml:space="preserve"> the recipient may only be another NGO or a public institution with its seat in Montenegro working in a public-interest area, or the statute may name no recipient, in which case the assets pass to the municipality of the seat (Tivat). Keep the template wording and add "sa sjedištem u Crnoj Gori" after "javnoj ustanovi".</w:t>
+            </w:r>
+          </w:p>
+        </w:tc>
+        <w:tc>
+          <w:tcPr>
+            <w:tcW w:type="dxa" w:w="3302"/>
+            <w:tcMar>
+              <w:top w:type="dxa" w:w="40"/>
+              <w:left w:type="dxa" w:w="60"/>
+              <w:bottom w:type="dxa" w:w="40"/>
+              <w:right w:type="dxa" w:w="60"/>
+            </w:tcMar>
+          </w:tcPr>
+          <w:p>
+            <w:r>
+              <w:rPr>
+                <w:rFonts w:ascii="Arial" w:cs="Arial" w:eastAsia="Arial" w:hAnsi="Arial"/>
+                <w:b w:val="false"/>
+                <w:bCs w:val="false"/>
+                <w:sz w:val="16"/>
+                <w:szCs w:val="16"/>
+              </w:rPr>
+              <w:t xml:space="preserve">Potvrđeno (dokument 7, čl. 40 Zakona):</w:t>
+            </w:r>
+            <w:r>
+              <w:rPr>
+                <w:rFonts w:ascii="Arial" w:cs="Arial" w:eastAsia="Arial" w:hAnsi="Arial"/>
+                <w:b w:val="false"/>
+                <w:bCs w:val="false"/>
+                <w:sz w:val="16"/>
+                <w:szCs w:val="16"/>
+              </w:rPr>
+              <w:t xml:space="preserve"> primalac može biti samo druga NVO ili javna ustanova sa sjedištem u Crnoj Gori koja djeluje u oblasti od javnog interesa, ili se primalac ne odredi pa imovina pripada opštini sjedišta (Tivat). Zadržati tekst obrasca i dodati „sa sjedištem u Crnoj Gori“ iza „javnoj ustanovi“.</w:t>
             </w:r>
           </w:p>
         </w:tc>
       </w:tr>
       <w:tr>
         <w:trPr>
-          <w:tblHeader w:val="false"/>
+          <w:tblHeader w:val="off"/>
+        </w:trPr>
+        <w:tc>
+          <w:tcPr>
+            <w:tcW w:type="dxa" w:w="3302"/>
+            <w:tcMar>
+              <w:top w:type="dxa" w:w="40"/>
+              <w:left w:type="dxa" w:w="60"/>
+              <w:bottom w:type="dxa" w:w="40"/>
+              <w:right w:type="dxa" w:w="60"/>
+            </w:tcMar>
+          </w:tcPr>
+          <w:p>
+            <w:r>
+              <w:rPr>
+                <w:rFonts w:ascii="Arial" w:cs="Arial" w:eastAsia="Arial" w:hAnsi="Arial"/>
+                <w:b w:val="false"/>
+                <w:bCs w:val="false"/>
+                <w:sz w:val="16"/>
+                <w:szCs w:val="16"/>
+              </w:rPr>
+              <w:t xml:space="preserve">"Dana ____, u ____"</w:t>
+            </w:r>
+          </w:p>
+        </w:tc>
+        <w:tc>
+          <w:tcPr>
+            <w:tcW w:type="dxa" w:w="3302"/>
+            <w:tcMar>
+              <w:top w:type="dxa" w:w="40"/>
+              <w:left w:type="dxa" w:w="60"/>
+              <w:bottom w:type="dxa" w:w="40"/>
+              <w:right w:type="dxa" w:w="60"/>
+            </w:tcMar>
+          </w:tcPr>
+          <w:p>
+            <w:r>
+              <w:rPr>
+                <w:rFonts w:ascii="Arial" w:cs="Arial" w:eastAsia="Arial" w:hAnsi="Arial"/>
+                <w:b w:val="false"/>
+                <w:bCs w:val="false"/>
+                <w:sz w:val="16"/>
+                <w:szCs w:val="16"/>
+              </w:rPr>
+              <w:t xml:space="preserve">Date from I, Tivat.</w:t>
+            </w:r>
+          </w:p>
+        </w:tc>
+        <w:tc>
+          <w:tcPr>
+            <w:tcW w:type="dxa" w:w="3302"/>
+            <w:tcMar>
+              <w:top w:type="dxa" w:w="40"/>
+              <w:left w:type="dxa" w:w="60"/>
+              <w:bottom w:type="dxa" w:w="40"/>
+              <w:right w:type="dxa" w:w="60"/>
+            </w:tcMar>
+          </w:tcPr>
+          <w:p>
+            <w:r>
+              <w:rPr>
+                <w:rFonts w:ascii="Arial" w:cs="Arial" w:eastAsia="Arial" w:hAnsi="Arial"/>
+                <w:b w:val="false"/>
+                <w:bCs w:val="false"/>
+                <w:sz w:val="16"/>
+                <w:szCs w:val="16"/>
+              </w:rPr>
+              <w:t xml:space="preserve">Datum iz I, Tivat.</w:t>
+            </w:r>
+          </w:p>
+        </w:tc>
+      </w:tr>
+      <w:tr>
+        <w:trPr>
+          <w:tblHeader w:val="off"/>
         </w:trPr>
         <w:tc>
           <w:tcPr>
@@ -6332,7 +6406,7 @@
       </w:tr>
       <w:tr>
         <w:trPr>
-          <w:tblHeader w:val="false"/>
+          <w:tblHeader w:val="off"/>
         </w:trPr>
         <w:tc>
           <w:tcPr>
@@ -6406,7 +6480,7 @@
       </w:tr>
       <w:tr>
         <w:trPr>
-          <w:tblHeader w:val="false"/>
+          <w:tblHeader w:val="off"/>
         </w:trPr>
         <w:tc>
           <w:tcPr>
@@ -6480,7 +6554,7 @@
       </w:tr>
       <w:tr>
         <w:trPr>
-          <w:tblHeader w:val="false"/>
+          <w:tblHeader w:val="off"/>
         </w:trPr>
         <w:tc>
           <w:tcPr>
@@ -6554,7 +6628,7 @@
       </w:tr>
       <w:tr>
         <w:trPr>
-          <w:tblHeader w:val="false"/>
+          <w:tblHeader w:val="off"/>
         </w:trPr>
         <w:tc>
           <w:tcPr>
@@ -6628,7 +6702,7 @@
       </w:tr>
       <w:tr>
         <w:trPr>
-          <w:tblHeader w:val="false"/>
+          <w:tblHeader w:val="off"/>
         </w:trPr>
         <w:tc>
           <w:tcPr>
@@ -6702,7 +6776,7 @@
       </w:tr>
       <w:tr>
         <w:trPr>
-          <w:tblHeader w:val="false"/>
+          <w:tblHeader w:val="off"/>
         </w:trPr>
         <w:tc>
           <w:tcPr>
@@ -6776,7 +6850,7 @@
       </w:tr>
       <w:tr>
         <w:trPr>
-          <w:tblHeader w:val="false"/>
+          <w:tblHeader w:val="off"/>
         </w:trPr>
         <w:tc>
           <w:tcPr>
@@ -6850,7 +6924,7 @@
       </w:tr>
       <w:tr>
         <w:trPr>
-          <w:tblHeader w:val="false"/>
+          <w:tblHeader w:val="off"/>
         </w:trPr>
         <w:tc>
           <w:tcPr>
@@ -6924,7 +6998,7 @@
       </w:tr>
       <w:tr>
         <w:trPr>
-          <w:tblHeader w:val="false"/>
+          <w:tblHeader w:val="off"/>
         </w:trPr>
         <w:tc>
           <w:tcPr>
@@ -6998,7 +7072,7 @@
       </w:tr>
       <w:tr>
         <w:trPr>
-          <w:tblHeader w:val="false"/>
+          <w:tblHeader w:val="off"/>
         </w:trPr>
         <w:tc>
           <w:tcPr>
@@ -7072,7 +7146,7 @@
       </w:tr>
       <w:tr>
         <w:trPr>
-          <w:tblHeader w:val="false"/>
+          <w:tblHeader w:val="off"/>
         </w:trPr>
         <w:tc>
           <w:tcPr>
@@ -7968,17 +8042,18 @@
       </w:r>
     </w:p>
     <w:sectPr>
+      <w:headerReference w:type="default" r:id="rId6"/>
+      <w:headerReference w:type="first" r:id="rId7"/>
+      <w:footerReference w:type="default" r:id="rId8"/>
+      <w:footerReference w:type="first" r:id="rId9"/>
       <w:pgSz w:w="11906" w:h="16838" w:orient="portrait"/>
       <w:pgMar w:top="1000" w:right="1000" w:bottom="1000" w:left="1000" w:header="708" w:footer="708" w:gutter="0"/>
       <w:pgNumType/>
+      <w:titlePg/>
       <w:docGrid w:linePitch="360"/>
     </w:sectPr>
   </w:body>
 </w:document>
-</file>
-
-<file path=word/comments.xml><?xml version="1.0" encoding="utf-8"?>
-<w:comments xmlns:cx="http://schemas.microsoft.com/office/drawing/2014/chartex" xmlns:cx1="http://schemas.microsoft.com/office/drawing/2015/9/8/chartex" xmlns:cx2="http://schemas.microsoft.com/office/drawing/2015/10/21/chartex" xmlns:cx3="http://schemas.microsoft.com/office/drawing/2016/5/9/chartex" xmlns:cx4="http://schemas.microsoft.com/office/drawing/2016/5/10/chartex" xmlns:cx5="http://schemas.microsoft.com/office/drawing/2016/5/11/chartex" xmlns:cx6="http://schemas.microsoft.com/office/drawing/2016/5/12/chartex" xmlns:cx7="http://schemas.microsoft.com/office/drawing/2016/5/13/chartex" xmlns:cx8="http://schemas.microsoft.com/office/drawing/2016/5/14/chartex" xmlns:mc="http://schemas.openxmlformats.org/markup-compatibility/2006" xmlns:aink="http://schemas.microsoft.com/office/drawing/2016/ink" xmlns:am3d="http://schemas.microsoft.com/office/drawing/2017/model3d" xmlns:o="urn:schemas-microsoft-com:office:office" xmlns:r="http://schemas.openxmlformats.org/officeDocument/2006/relationships" xmlns:m="http://schemas.openxmlformats.org/officeDocument/2006/math" xmlns:v="urn:schemas-microsoft-com:vml" xmlns:wp14="http://schemas.microsoft.com/office/word/2010/wordprocessingDrawing" xmlns:wp="http://schemas.openxmlformats.org/drawingml/2006/wordprocessingDrawing" xmlns:w10="urn:schemas-microsoft-com:office:word" xmlns:w="http://schemas.openxmlformats.org/wordprocessingml/2006/main" xmlns:w14="http://schemas.microsoft.com/office/word/2010/wordml" xmlns:w15="http://schemas.microsoft.com/office/word/2012/wordml" xmlns:w16cex="http://schemas.microsoft.com/office/word/2018/wordml/cex" xmlns:w16cid="http://schemas.microsoft.com/office/word/2016/wordml/cid" xmlns:w16="http://schemas.microsoft.com/office/word/2018/wordml" xmlns:w16sdtdh="http://schemas.microsoft.com/office/word/2020/wordml/sdtdatahash" xmlns:w16se="http://schemas.microsoft.com/office/word/2015/wordml/symex" xmlns:wpg="http://schemas.microsoft.com/office/word/2010/wordprocessingGroup" xmlns:wpi="http://schemas.microsoft.com/office/word/2010/wordprocessingInk" xmlns:wne="http://schemas.microsoft.com/office/word/2006/wordml" xmlns:wps="http://schemas.microsoft.com/office/word/2010/wordprocessingShape"/>
 </file>
 
 <file path=word/endnotes.xml><?xml version="1.0" encoding="utf-8"?>
@@ -8018,6 +8093,60 @@
 </w:endnotes>
 </file>
 
+<file path=word/footer1.xml><?xml version="1.0" encoding="utf-8"?>
+<w:ftr xmlns:wpc="http://schemas.microsoft.com/office/word/2010/wordprocessingCanvas" xmlns:mc="http://schemas.openxmlformats.org/markup-compatibility/2006" xmlns:o="urn:schemas-microsoft-com:office:office" xmlns:r="http://schemas.openxmlformats.org/officeDocument/2006/relationships" xmlns:m="http://schemas.openxmlformats.org/officeDocument/2006/math" xmlns:v="urn:schemas-microsoft-com:vml" xmlns:wp14="http://schemas.microsoft.com/office/word/2010/wordprocessingDrawing" xmlns:wp="http://schemas.openxmlformats.org/drawingml/2006/wordprocessingDrawing" xmlns:w10="urn:schemas-microsoft-com:office:word" xmlns:w="http://schemas.openxmlformats.org/wordprocessingml/2006/main" xmlns:w14="http://schemas.microsoft.com/office/word/2010/wordml" xmlns:w15="http://schemas.microsoft.com/office/word/2012/wordml" xmlns:wpg="http://schemas.microsoft.com/office/word/2010/wordprocessingGroup" xmlns:wpi="http://schemas.microsoft.com/office/word/2010/wordprocessingInk" xmlns:wne="http://schemas.microsoft.com/office/word/2006/wordml" xmlns:wps="http://schemas.microsoft.com/office/word/2010/wordprocessingShape">
+  <w:p>
+    <w:pPr>
+      <w:jc w:val="center"/>
+    </w:pPr>
+    <w:r>
+      <w:rPr>
+        <w:rFonts w:ascii="Arial" w:cs="Arial" w:eastAsia="Arial" w:hAnsi="Arial"/>
+        <w:color w:val="5A6A72"/>
+        <w:sz w:val="16"/>
+        <w:szCs w:val="16"/>
+      </w:rPr>
+      <w:fldChar w:fldCharType="begin"/>
+      <w:instrText xml:space="preserve">PAGE</w:instrText>
+      <w:fldChar w:fldCharType="separate"/>
+      <w:fldChar w:fldCharType="end"/>
+      <w:t xml:space="preserve"> / </w:t>
+      <w:fldChar w:fldCharType="begin"/>
+      <w:instrText xml:space="preserve">NUMPAGES</w:instrText>
+      <w:fldChar w:fldCharType="separate"/>
+      <w:fldChar w:fldCharType="end"/>
+    </w:r>
+  </w:p>
+</w:ftr>
+</file>
+
+<file path=word/footer2.xml><?xml version="1.0" encoding="utf-8"?>
+<w:ftr xmlns:wpc="http://schemas.microsoft.com/office/word/2010/wordprocessingCanvas" xmlns:mc="http://schemas.openxmlformats.org/markup-compatibility/2006" xmlns:o="urn:schemas-microsoft-com:office:office" xmlns:r="http://schemas.openxmlformats.org/officeDocument/2006/relationships" xmlns:m="http://schemas.openxmlformats.org/officeDocument/2006/math" xmlns:v="urn:schemas-microsoft-com:vml" xmlns:wp14="http://schemas.microsoft.com/office/word/2010/wordprocessingDrawing" xmlns:wp="http://schemas.openxmlformats.org/drawingml/2006/wordprocessingDrawing" xmlns:w10="urn:schemas-microsoft-com:office:word" xmlns:w="http://schemas.openxmlformats.org/wordprocessingml/2006/main" xmlns:w14="http://schemas.microsoft.com/office/word/2010/wordml" xmlns:w15="http://schemas.microsoft.com/office/word/2012/wordml" xmlns:wpg="http://schemas.microsoft.com/office/word/2010/wordprocessingGroup" xmlns:wpi="http://schemas.microsoft.com/office/word/2010/wordprocessingInk" xmlns:wne="http://schemas.microsoft.com/office/word/2006/wordml" xmlns:wps="http://schemas.microsoft.com/office/word/2010/wordprocessingShape">
+  <w:p>
+    <w:pPr>
+      <w:jc w:val="center"/>
+    </w:pPr>
+    <w:r>
+      <w:rPr>
+        <w:rFonts w:ascii="Arial" w:cs="Arial" w:eastAsia="Arial" w:hAnsi="Arial"/>
+        <w:color w:val="5A6A72"/>
+        <w:sz w:val="16"/>
+        <w:szCs w:val="16"/>
+      </w:rPr>
+      <w:fldChar w:fldCharType="begin"/>
+      <w:instrText xml:space="preserve">PAGE</w:instrText>
+      <w:fldChar w:fldCharType="separate"/>
+      <w:fldChar w:fldCharType="end"/>
+      <w:t xml:space="preserve"> / </w:t>
+      <w:fldChar w:fldCharType="begin"/>
+      <w:instrText xml:space="preserve">NUMPAGES</w:instrText>
+      <w:fldChar w:fldCharType="separate"/>
+      <w:fldChar w:fldCharType="end"/>
+    </w:r>
+  </w:p>
+</w:ftr>
+</file>
+
 <file path=word/footnotes.xml><?xml version="1.0" encoding="utf-8"?>
 <w:footnotes xmlns:wpc="http://schemas.microsoft.com/office/word/2010/wordprocessingCanvas" xmlns:mc="http://schemas.openxmlformats.org/markup-compatibility/2006" xmlns:o="urn:schemas-microsoft-com:office:office" xmlns:r="http://schemas.openxmlformats.org/officeDocument/2006/relationships" xmlns:m="http://schemas.openxmlformats.org/officeDocument/2006/math" xmlns:v="urn:schemas-microsoft-com:vml" xmlns:wp14="http://schemas.microsoft.com/office/word/2010/wordprocessingDrawing" xmlns:wp="http://schemas.openxmlformats.org/drawingml/2006/wordprocessingDrawing" xmlns:w10="urn:schemas-microsoft-com:office:word" xmlns:w="http://schemas.openxmlformats.org/wordprocessingml/2006/main" xmlns:w14="http://schemas.microsoft.com/office/word/2010/wordml" xmlns:w15="http://schemas.microsoft.com/office/word/2012/wordml" xmlns:wpg="http://schemas.microsoft.com/office/word/2010/wordprocessingGroup" xmlns:wpi="http://schemas.microsoft.com/office/word/2010/wordprocessingInk" xmlns:wne="http://schemas.microsoft.com/office/word/2006/wordml" xmlns:wps="http://schemas.microsoft.com/office/word/2010/wordprocessingShape" mc:Ignorable="w14 w15 wp14">
   <w:footnote w:type="separator" w:id="-1">
@@ -8055,11 +8184,34 @@
 </w:footnotes>
 </file>
 
+<file path=word/header1.xml><?xml version="1.0" encoding="utf-8"?>
+<w:hdr xmlns:wpc="http://schemas.microsoft.com/office/word/2010/wordprocessingCanvas" xmlns:mc="http://schemas.openxmlformats.org/markup-compatibility/2006" xmlns:o="urn:schemas-microsoft-com:office:office" xmlns:r="http://schemas.openxmlformats.org/officeDocument/2006/relationships" xmlns:m="http://schemas.openxmlformats.org/officeDocument/2006/math" xmlns:v="urn:schemas-microsoft-com:vml" xmlns:wp14="http://schemas.microsoft.com/office/word/2010/wordprocessingDrawing" xmlns:wp="http://schemas.openxmlformats.org/drawingml/2006/wordprocessingDrawing" xmlns:w10="urn:schemas-microsoft-com:office:word" xmlns:w="http://schemas.openxmlformats.org/wordprocessingml/2006/main" xmlns:w14="http://schemas.microsoft.com/office/word/2010/wordml" xmlns:w15="http://schemas.microsoft.com/office/word/2012/wordml" xmlns:wpg="http://schemas.microsoft.com/office/word/2010/wordprocessingGroup" xmlns:wpi="http://schemas.microsoft.com/office/word/2010/wordprocessingInk" xmlns:wne="http://schemas.microsoft.com/office/word/2006/wordml" xmlns:wps="http://schemas.microsoft.com/office/word/2010/wordprocessingShape" xmlns:cx="http://schemas.microsoft.com/office/drawing/2014/chartex" xmlns:cx1="http://schemas.microsoft.com/office/drawing/2015/9/8/chartex" xmlns:cx2="http://schemas.microsoft.com/office/drawing/2015/10/21/chartex" xmlns:cx3="http://schemas.microsoft.com/office/drawing/2016/5/9/chartex" xmlns:cx4="http://schemas.microsoft.com/office/drawing/2016/5/10/chartex" xmlns:cx5="http://schemas.microsoft.com/office/drawing/2016/5/11/chartex" xmlns:cx6="http://schemas.microsoft.com/office/drawing/2016/5/12/chartex" xmlns:cx7="http://schemas.microsoft.com/office/drawing/2016/5/13/chartex" xmlns:cx8="http://schemas.microsoft.com/office/drawing/2016/5/14/chartex" xmlns:w16cid="http://schemas.microsoft.com/office/word/2016/wordml/cid" xmlns:w16se="http://schemas.microsoft.com/office/word/2015/wordml/symex">
+  <w:p>
+    <w:pPr>
+      <w:jc w:val="right"/>
+    </w:pPr>
+    <w:r>
+      <w:rPr>
+        <w:rFonts w:ascii="Arial" w:cs="Arial" w:eastAsia="Arial" w:hAnsi="Arial"/>
+        <w:color w:val="5A6A72"/>
+        <w:sz w:val="16"/>
+        <w:szCs w:val="16"/>
+      </w:rPr>
+      <w:t xml:space="preserve">Registration pack: completion guide / Uputstvo za popunjavanje</w:t>
+    </w:r>
+  </w:p>
+</w:hdr>
+</file>
+
+<file path=word/header2.xml><?xml version="1.0" encoding="utf-8"?>
+<w:hdr xmlns:wpc="http://schemas.microsoft.com/office/word/2010/wordprocessingCanvas" xmlns:mc="http://schemas.openxmlformats.org/markup-compatibility/2006" xmlns:o="urn:schemas-microsoft-com:office:office" xmlns:r="http://schemas.openxmlformats.org/officeDocument/2006/relationships" xmlns:m="http://schemas.openxmlformats.org/officeDocument/2006/math" xmlns:v="urn:schemas-microsoft-com:vml" xmlns:wp14="http://schemas.microsoft.com/office/word/2010/wordprocessingDrawing" xmlns:wp="http://schemas.openxmlformats.org/drawingml/2006/wordprocessingDrawing" xmlns:w10="urn:schemas-microsoft-com:office:word" xmlns:w="http://schemas.openxmlformats.org/wordprocessingml/2006/main" xmlns:w14="http://schemas.microsoft.com/office/word/2010/wordml" xmlns:w15="http://schemas.microsoft.com/office/word/2012/wordml" xmlns:wpg="http://schemas.microsoft.com/office/word/2010/wordprocessingGroup" xmlns:wpi="http://schemas.microsoft.com/office/word/2010/wordprocessingInk" xmlns:wne="http://schemas.microsoft.com/office/word/2006/wordml" xmlns:wps="http://schemas.microsoft.com/office/word/2010/wordprocessingShape" xmlns:cx="http://schemas.microsoft.com/office/drawing/2014/chartex" xmlns:cx1="http://schemas.microsoft.com/office/drawing/2015/9/8/chartex" xmlns:cx2="http://schemas.microsoft.com/office/drawing/2015/10/21/chartex" xmlns:cx3="http://schemas.microsoft.com/office/drawing/2016/5/9/chartex" xmlns:cx4="http://schemas.microsoft.com/office/drawing/2016/5/10/chartex" xmlns:cx5="http://schemas.microsoft.com/office/drawing/2016/5/11/chartex" xmlns:cx6="http://schemas.microsoft.com/office/drawing/2016/5/12/chartex" xmlns:cx7="http://schemas.microsoft.com/office/drawing/2016/5/13/chartex" xmlns:cx8="http://schemas.microsoft.com/office/drawing/2016/5/14/chartex" xmlns:w16cid="http://schemas.microsoft.com/office/word/2016/wordml/cid" xmlns:w16se="http://schemas.microsoft.com/office/word/2015/wordml/symex"/>
+</file>
+
 <file path=word/numbering.xml><?xml version="1.0" encoding="utf-8"?>
 <w:numbering xmlns:wpc="http://schemas.microsoft.com/office/word/2010/wordprocessingCanvas" xmlns:mc="http://schemas.openxmlformats.org/markup-compatibility/2006" xmlns:o="urn:schemas-microsoft-com:office:office" xmlns:r="http://schemas.openxmlformats.org/officeDocument/2006/relationships" xmlns:m="http://schemas.openxmlformats.org/officeDocument/2006/math" xmlns:v="urn:schemas-microsoft-com:vml" xmlns:wp14="http://schemas.microsoft.com/office/word/2010/wordprocessingDrawing" xmlns:wp="http://schemas.openxmlformats.org/drawingml/2006/wordprocessingDrawing" xmlns:w10="urn:schemas-microsoft-com:office:word" xmlns:w="http://schemas.openxmlformats.org/wordprocessingml/2006/main" xmlns:w14="http://schemas.microsoft.com/office/word/2010/wordml" xmlns:w15="http://schemas.microsoft.com/office/word/2012/wordml" xmlns:wpg="http://schemas.microsoft.com/office/word/2010/wordprocessingGroup" xmlns:wpi="http://schemas.microsoft.com/office/word/2010/wordprocessingInk" xmlns:wne="http://schemas.microsoft.com/office/word/2006/wordml" xmlns:wps="http://schemas.microsoft.com/office/word/2010/wordprocessingShape" mc:Ignorable="w14 w15 wp14">
   <w:abstractNum w:abstractNumId="1" w15:restartNumberingAfterBreak="0">
     <w:multiLevelType w:val="hybridMultilevel"/>
-    <w:lvl w:ilvl="0" w15:tentative="1">
+    <w:lvl w:ilvl="0" w:tentative="1">
       <w:start w:val="1"/>
       <w:numFmt w:val="bullet"/>
       <w:lvlText w:val="●"/>
@@ -8068,7 +8220,7 @@
         <w:ind w:left="720" w:hanging="360"/>
       </w:pPr>
     </w:lvl>
-    <w:lvl w:ilvl="1" w15:tentative="1">
+    <w:lvl w:ilvl="1" w:tentative="1">
       <w:start w:val="1"/>
       <w:numFmt w:val="bullet"/>
       <w:lvlText w:val="○"/>
@@ -8077,7 +8229,7 @@
         <w:ind w:left="1440" w:hanging="360"/>
       </w:pPr>
     </w:lvl>
-    <w:lvl w:ilvl="2" w15:tentative="1">
+    <w:lvl w:ilvl="2" w:tentative="1">
       <w:start w:val="1"/>
       <w:numFmt w:val="bullet"/>
       <w:lvlText w:val="■"/>
@@ -8086,7 +8238,7 @@
         <w:ind w:left="2160" w:hanging="360"/>
       </w:pPr>
     </w:lvl>
-    <w:lvl w:ilvl="3" w15:tentative="1">
+    <w:lvl w:ilvl="3" w:tentative="1">
       <w:start w:val="1"/>
       <w:numFmt w:val="bullet"/>
       <w:lvlText w:val="●"/>
@@ -8095,7 +8247,7 @@
         <w:ind w:left="2880" w:hanging="360"/>
       </w:pPr>
     </w:lvl>
-    <w:lvl w:ilvl="4" w15:tentative="1">
+    <w:lvl w:ilvl="4" w:tentative="1">
       <w:start w:val="1"/>
       <w:numFmt w:val="bullet"/>
       <w:lvlText w:val="○"/>
@@ -8104,7 +8256,7 @@
         <w:ind w:left="3600" w:hanging="360"/>
       </w:pPr>
     </w:lvl>
-    <w:lvl w:ilvl="5" w15:tentative="1">
+    <w:lvl w:ilvl="5" w:tentative="1">
       <w:start w:val="1"/>
       <w:numFmt w:val="bullet"/>
       <w:lvlText w:val="■"/>
@@ -8113,7 +8265,7 @@
         <w:ind w:left="4320" w:hanging="360"/>
       </w:pPr>
     </w:lvl>
-    <w:lvl w:ilvl="6" w15:tentative="1">
+    <w:lvl w:ilvl="6" w:tentative="1">
       <w:start w:val="1"/>
       <w:numFmt w:val="bullet"/>
       <w:lvlText w:val="●"/>
@@ -8122,7 +8274,7 @@
         <w:ind w:left="5040" w:hanging="360"/>
       </w:pPr>
     </w:lvl>
-    <w:lvl w:ilvl="7" w15:tentative="1">
+    <w:lvl w:ilvl="7" w:tentative="1">
       <w:start w:val="1"/>
       <w:numFmt w:val="bullet"/>
       <w:lvlText w:val="●"/>
@@ -8131,7 +8283,7 @@
         <w:ind w:left="5760" w:hanging="360"/>
       </w:pPr>
     </w:lvl>
-    <w:lvl w:ilvl="8" w15:tentative="1">
+    <w:lvl w:ilvl="8" w:tentative="1">
       <w:start w:val="1"/>
       <w:numFmt w:val="bullet"/>
       <w:lvlText w:val="●"/>
@@ -8143,7 +8295,7 @@
   </w:abstractNum>
   <w:abstractNum w:abstractNumId="2" w15:restartNumberingAfterBreak="0">
     <w:multiLevelType w:val="hybridMultilevel"/>
-    <w:lvl w:ilvl="0" w15:tentative="1">
+    <w:lvl w:ilvl="0" w:tentative="1">
       <w:start w:val="1"/>
       <w:numFmt w:val="bullet"/>
       <w:lvlText w:val="•"/>
@@ -8155,7 +8307,7 @@
   </w:abstractNum>
   <w:abstractNum w:abstractNumId="3" w15:restartNumberingAfterBreak="0">
     <w:multiLevelType w:val="hybridMultilevel"/>
-    <w:lvl w:ilvl="0" w15:tentative="1">
+    <w:lvl w:ilvl="0" w:tentative="1">
       <w:start w:val="1"/>
       <w:numFmt w:val="decimal"/>
       <w:lvlText w:val="%1."/>
@@ -8216,37 +8368,9 @@
     </w:rPrDefault>
     <w:pPrDefault/>
   </w:docDefaults>
-  <w:style w:type="paragraph" w:styleId="Title">
-    <w:name w:val="Title"/>
-    <w:basedOn w:val="Normal"/>
-    <w:next w:val="Normal"/>
+  <w:style w:type="paragraph" w:styleId="Normal" w:default="1">
+    <w:name w:val="Normal"/>
     <w:qFormat/>
-    <w:rPr>
-      <w:sz w:val="56"/>
-      <w:szCs w:val="56"/>
-    </w:rPr>
-  </w:style>
-  <w:style w:type="paragraph" w:styleId="Heading1">
-    <w:name w:val="Heading 1"/>
-    <w:basedOn w:val="Normal"/>
-    <w:next w:val="Normal"/>
-    <w:qFormat/>
-    <w:rPr>
-      <w:color w:val="2E74B5"/>
-      <w:sz w:val="32"/>
-      <w:szCs w:val="32"/>
-    </w:rPr>
-  </w:style>
-  <w:style w:type="paragraph" w:styleId="Heading2">
-    <w:name w:val="Heading 2"/>
-    <w:basedOn w:val="Normal"/>
-    <w:next w:val="Normal"/>
-    <w:qFormat/>
-    <w:rPr>
-      <w:color w:val="2E74B5"/>
-      <w:sz w:val="26"/>
-      <w:szCs w:val="26"/>
-    </w:rPr>
   </w:style>
   <w:style w:type="paragraph" w:styleId="Heading3">
     <w:name w:val="Heading 3"/>
@@ -8439,4 +8563,294 @@
     </w:rPr>
   </w:style>
 </w:styles>
+</file>
+
+<file path=word/theme/theme1.xml><?xml version="1.0" encoding="utf-8"?>
+<a:theme xmlns:a="http://schemas.openxmlformats.org/drawingml/2006/main" name="Office Theme">
+  <a:themeElements>
+    <a:clrScheme name="Office">
+      <a:dk1>
+        <a:sysClr val="windowText" lastClr="000000"/>
+      </a:dk1>
+      <a:lt1>
+        <a:sysClr val="window" lastClr="FFFFFF"/>
+      </a:lt1>
+      <a:dk2>
+        <a:srgbClr val="44546A"/>
+      </a:dk2>
+      <a:lt2>
+        <a:srgbClr val="E7E6E6"/>
+      </a:lt2>
+      <a:accent1>
+        <a:srgbClr val="4472C4"/>
+      </a:accent1>
+      <a:accent2>
+        <a:srgbClr val="ED7D31"/>
+      </a:accent2>
+      <a:accent3>
+        <a:srgbClr val="A5A5A5"/>
+      </a:accent3>
+      <a:accent4>
+        <a:srgbClr val="FFC000"/>
+      </a:accent4>
+      <a:accent5>
+        <a:srgbClr val="5B9BD5"/>
+      </a:accent5>
+      <a:accent6>
+        <a:srgbClr val="70AD47"/>
+      </a:accent6>
+      <a:hlink>
+        <a:srgbClr val="0563C1"/>
+      </a:hlink>
+      <a:folHlink>
+        <a:srgbClr val="954F72"/>
+      </a:folHlink>
+    </a:clrScheme>
+    <a:fontScheme name="Office">
+      <a:majorFont>
+        <a:latin typeface="Calibri Light" panose="020F0302020204030204"/>
+        <a:ea typeface=""/>
+        <a:cs typeface=""/>
+        <a:font script="Jpan" typeface="游ゴシック Light"/>
+        <a:font script="Hang" typeface="맑은 고딕"/>
+        <a:font script="Hans" typeface="等线 Light"/>
+        <a:font script="Hant" typeface="新細明體"/>
+        <a:font script="Arab" typeface="Times New Roman"/>
+        <a:font script="Hebr" typeface="Times New Roman"/>
+        <a:font script="Thai" typeface="Angsana New"/>
+        <a:font script="Ethi" typeface="Nyala"/>
+        <a:font script="Beng" typeface="Vrinda"/>
+        <a:font script="Gujr" typeface="Shruti"/>
+        <a:font script="Khmr" typeface="MoolBoran"/>
+        <a:font script="Knda" typeface="Tunga"/>
+        <a:font script="Guru" typeface="Raavi"/>
+        <a:font script="Cans" typeface="Euphemia"/>
+        <a:font script="Cher" typeface="Plantagenet Cherokee"/>
+        <a:font script="Yiii" typeface="Microsoft Yi Baiti"/>
+        <a:font script="Tibt" typeface="Microsoft Himalaya"/>
+        <a:font script="Thaa" typeface="MV Boli"/>
+        <a:font script="Deva" typeface="Mangal"/>
+        <a:font script="Telu" typeface="Gautami"/>
+        <a:font script="Taml" typeface="Latha"/>
+        <a:font script="Syrc" typeface="Estrangelo Edessa"/>
+        <a:font script="Orya" typeface="Kalinga"/>
+        <a:font script="Mlym" typeface="Kartika"/>
+        <a:font script="Laoo" typeface="DokChampa"/>
+        <a:font script="Sinh" typeface="Iskoola Pota"/>
+        <a:font script="Mong" typeface="Mongolian Baiti"/>
+        <a:font script="Viet" typeface="Times New Roman"/>
+        <a:font script="Uigh" typeface="Microsoft Uighur"/>
+        <a:font script="Geor" typeface="Sylfaen"/>
+        <a:font script="Armn" typeface="Arial"/>
+        <a:font script="Bugi" typeface="Leelawadee UI"/>
+        <a:font script="Bopo" typeface="Microsoft JhengHei"/>
+        <a:font script="Java" typeface="Javanese Text"/>
+        <a:font script="Lisu" typeface="Segoe UI"/>
+        <a:font script="Mymr" typeface="Myanmar Text"/>
+        <a:font script="Nkoo" typeface="Ebrima"/>
+        <a:font script="Olck" typeface="Nirmala UI"/>
+        <a:font script="Osma" typeface="Ebrima"/>
+        <a:font script="Phag" typeface="Phagspa"/>
+        <a:font script="Syrn" typeface="Estrangelo Edessa"/>
+        <a:font script="Syrj" typeface="Estrangelo Edessa"/>
+        <a:font script="Syre" typeface="Estrangelo Edessa"/>
+        <a:font script="Sora" typeface="Nirmala UI"/>
+        <a:font script="Tale" typeface="Microsoft Tai Le"/>
+        <a:font script="Talu" typeface="Microsoft New Tai Lue"/>
+        <a:font script="Tfng" typeface="Ebrima"/>
+      </a:majorFont>
+      <a:minorFont>
+        <a:latin typeface="Calibri" panose="020F0502020204030204"/>
+        <a:ea typeface=""/>
+        <a:cs typeface=""/>
+        <a:font script="Jpan" typeface="游明朝"/>
+        <a:font script="Hang" typeface="맑은 고딕"/>
+        <a:font script="Hans" typeface="等线"/>
+        <a:font script="Hant" typeface="新細明體"/>
+        <a:font script="Arab" typeface="Arial"/>
+        <a:font script="Hebr" typeface="Arial"/>
+        <a:font script="Thai" typeface="Cordia New"/>
+        <a:font script="Ethi" typeface="Nyala"/>
+        <a:font script="Beng" typeface="Vrinda"/>
+        <a:font script="Gujr" typeface="Shruti"/>
+        <a:font script="Khmr" typeface="DaunPenh"/>
+        <a:font script="Knda" typeface="Tunga"/>
+        <a:font script="Guru" typeface="Raavi"/>
+        <a:font script="Cans" typeface="Euphemia"/>
+        <a:font script="Cher" typeface="Plantagenet Cherokee"/>
+        <a:font script="Yiii" typeface="Microsoft Yi Baiti"/>
+        <a:font script="Tibt" typeface="Microsoft Himalaya"/>
+        <a:font script="Thaa" typeface="MV Boli"/>
+        <a:font script="Deva" typeface="Mangal"/>
+        <a:font script="Telu" typeface="Gautami"/>
+        <a:font script="Taml" typeface="Latha"/>
+        <a:font script="Syrc" typeface="Estrangelo Edessa"/>
+        <a:font script="Orya" typeface="Kalinga"/>
+        <a:font script="Mlym" typeface="Kartika"/>
+        <a:font script="Laoo" typeface="DokChampa"/>
+        <a:font script="Sinh" typeface="Iskoola Pota"/>
+        <a:font script="Mong" typeface="Mongolian Baiti"/>
+        <a:font script="Viet" typeface="Arial"/>
+        <a:font script="Uigh" typeface="Microsoft Uighur"/>
+        <a:font script="Geor" typeface="Sylfaen"/>
+        <a:font script="Armn" typeface="Arial"/>
+        <a:font script="Bugi" typeface="Leelawadee UI"/>
+        <a:font script="Bopo" typeface="Microsoft JhengHei"/>
+        <a:font script="Java" typeface="Javanese Text"/>
+        <a:font script="Lisu" typeface="Segoe UI"/>
+        <a:font script="Mymr" typeface="Myanmar Text"/>
+        <a:font script="Nkoo" typeface="Ebrima"/>
+        <a:font script="Olck" typeface="Nirmala UI"/>
+        <a:font script="Osma" typeface="Ebrima"/>
+        <a:font script="Phag" typeface="Phagspa"/>
+        <a:font script="Syrn" typeface="Estrangelo Edessa"/>
+        <a:font script="Syrj" typeface="Estrangelo Edessa"/>
+        <a:font script="Syre" typeface="Estrangelo Edessa"/>
+        <a:font script="Sora" typeface="Nirmala UI"/>
+        <a:font script="Tale" typeface="Microsoft Tai Le"/>
+        <a:font script="Talu" typeface="Microsoft New Tai Lue"/>
+        <a:font script="Tfng" typeface="Ebrima"/>
+      </a:minorFont>
+    </a:fontScheme>
+    <a:fmtScheme name="Office">
+      <a:fillStyleLst>
+        <a:solidFill>
+          <a:schemeClr val="phClr"/>
+        </a:solidFill>
+        <a:gradFill rotWithShape="true">
+          <a:gsLst>
+            <a:gs pos="0">
+              <a:schemeClr val="phClr">
+                <a:lumMod val="110000"/>
+                <a:satMod val="105000"/>
+                <a:tint val="67000"/>
+              </a:schemeClr>
+            </a:gs>
+            <a:gs pos="50000">
+              <a:schemeClr val="phClr">
+                <a:lumMod val="105000"/>
+                <a:satMod val="103000"/>
+                <a:tint val="73000"/>
+              </a:schemeClr>
+            </a:gs>
+            <a:gs pos="100000">
+              <a:schemeClr val="phClr">
+                <a:lumMod val="105000"/>
+                <a:satMod val="109000"/>
+                <a:tint val="81000"/>
+              </a:schemeClr>
+            </a:gs>
+          </a:gsLst>
+          <a:lin ang="5400000" scaled="false"/>
+        </a:gradFill>
+        <a:gradFill rotWithShape="true">
+          <a:gsLst>
+            <a:gs pos="0">
+              <a:schemeClr val="phClr">
+                <a:satMod val="103000"/>
+                <a:lumMod val="102000"/>
+                <a:tint val="94000"/>
+              </a:schemeClr>
+            </a:gs>
+            <a:gs pos="50000">
+              <a:schemeClr val="phClr">
+                <a:satMod val="110000"/>
+                <a:lumMod val="100000"/>
+                <a:shade val="100000"/>
+              </a:schemeClr>
+            </a:gs>
+            <a:gs pos="100000">
+              <a:schemeClr val="phClr">
+                <a:lumMod val="99000"/>
+                <a:satMod val="120000"/>
+                <a:shade val="78000"/>
+              </a:schemeClr>
+            </a:gs>
+          </a:gsLst>
+          <a:lin ang="5400000" scaled="false"/>
+        </a:gradFill>
+      </a:fillStyleLst>
+      <a:lnStyleLst>
+        <a:ln w="6350" cap="flat" cmpd="sng" algn="ctr">
+          <a:solidFill>
+            <a:schemeClr val="phClr"/>
+          </a:solidFill>
+          <a:prstDash val="solid"/>
+          <a:miter lim="800000"/>
+        </a:ln>
+        <a:ln w="12700" cap="flat" cmpd="sng" algn="ctr">
+          <a:solidFill>
+            <a:schemeClr val="phClr"/>
+          </a:solidFill>
+          <a:prstDash val="solid"/>
+          <a:miter lim="800000"/>
+        </a:ln>
+        <a:ln w="19050" cap="flat" cmpd="sng" algn="ctr">
+          <a:solidFill>
+            <a:schemeClr val="phClr"/>
+          </a:solidFill>
+          <a:prstDash val="solid"/>
+          <a:miter lim="800000"/>
+        </a:ln>
+      </a:lnStyleLst>
+      <a:effectStyleLst>
+        <a:effectStyle>
+          <a:effectLst/>
+        </a:effectStyle>
+        <a:effectStyle>
+          <a:effectLst/>
+        </a:effectStyle>
+        <a:effectStyle>
+          <a:effectLst>
+            <a:outerShdw blurRad="57150" dist="19050" dir="5400000" algn="ctr" rotWithShape="false">
+              <a:srgbClr val="000000">
+                <a:alpha val="63000"/>
+              </a:srgbClr>
+            </a:outerShdw>
+          </a:effectLst>
+        </a:effectStyle>
+      </a:effectStyleLst>
+      <a:bgFillStyleLst>
+        <a:solidFill>
+          <a:schemeClr val="phClr"/>
+        </a:solidFill>
+        <a:solidFill>
+          <a:schemeClr val="phClr">
+            <a:tint val="95000"/>
+            <a:satMod val="170000"/>
+          </a:schemeClr>
+        </a:solidFill>
+        <a:gradFill rotWithShape="true">
+          <a:gsLst>
+            <a:gs pos="0">
+              <a:schemeClr val="phClr">
+                <a:tint val="93000"/>
+                <a:satMod val="150000"/>
+                <a:shade val="98000"/>
+                <a:lumMod val="102000"/>
+              </a:schemeClr>
+            </a:gs>
+            <a:gs pos="50000">
+              <a:schemeClr val="phClr">
+                <a:tint val="98000"/>
+                <a:satMod val="130000"/>
+                <a:shade val="90000"/>
+                <a:lumMod val="103000"/>
+              </a:schemeClr>
+            </a:gs>
+            <a:gs pos="100000">
+              <a:schemeClr val="phClr">
+                <a:shade val="63000"/>
+                <a:satMod val="120000"/>
+              </a:schemeClr>
+            </a:gs>
+          </a:gsLst>
+          <a:lin ang="5400000" scaled="false"/>
+        </a:gradFill>
+      </a:bgFillStyleLst>
+    </a:fmtScheme>
+  </a:themeElements>
+  <a:objectDefaults/>
+  <a:extraClrSchemeLst/>
+</a:theme>
 </file>